--- a/CÔNG TY HAO QIA QIA CAN TING/HAO QIA QIA CAN TING_ThanhLapMoi/QiaQia_GIẤY ĐỀ NGHỊ_Mẫu số 2.docx
+++ b/CÔNG TY HAO QIA QIA CAN TING/HAO QIA QIA CAN TING_ThanhLapMoi/QiaQia_GIẤY ĐỀ NGHỊ_Mẫu số 2.docx
@@ -1,6 +1,6 @@
 
 <file path=word/document.xml><?xml version="1.0" encoding="utf-8"?>
-<w:document xmlns:wpc="http://schemas.microsoft.com/office/word/2010/wordprocessingCanvas" xmlns:cx="http://schemas.microsoft.com/office/drawing/2014/chartex" xmlns:mc="http://schemas.openxmlformats.org/markup-compatibility/2006" xmlns:o="urn:schemas-microsoft-com:office:office" xmlns:r="http://schemas.openxmlformats.org/officeDocument/2006/relationships" xmlns:m="http://schemas.openxmlformats.org/officeDocument/2006/math" xmlns:v="urn:schemas-microsoft-com:vml" xmlns:wp14="http://schemas.microsoft.com/office/word/2010/wordprocessingDrawing" xmlns:wp="http://schemas.openxmlformats.org/drawingml/2006/wordprocessingDrawing" xmlns:w10="urn:schemas-microsoft-com:office:word" xmlns:w="http://schemas.openxmlformats.org/wordprocessingml/2006/main" xmlns:w14="http://schemas.microsoft.com/office/word/2010/wordml" xmlns:w15="http://schemas.microsoft.com/office/word/2012/wordml" xmlns:w16se="http://schemas.microsoft.com/office/word/2015/wordml/symex" xmlns:wpg="http://schemas.microsoft.com/office/word/2010/wordprocessingGroup" xmlns:wpi="http://schemas.microsoft.com/office/word/2010/wordprocessingInk" xmlns:wne="http://schemas.microsoft.com/office/word/2006/wordml" xmlns:wps="http://schemas.microsoft.com/office/word/2010/wordprocessingShape" mc:Ignorable="w14 w15 w16se wp14">
+<w:document xmlns:wpc="http://schemas.microsoft.com/office/word/2010/wordprocessingCanvas" xmlns:cx="http://schemas.microsoft.com/office/drawing/2014/chartex" xmlns:cx1="http://schemas.microsoft.com/office/drawing/2015/9/8/chartex" xmlns:mc="http://schemas.openxmlformats.org/markup-compatibility/2006" xmlns:o="urn:schemas-microsoft-com:office:office" xmlns:r="http://schemas.openxmlformats.org/officeDocument/2006/relationships" xmlns:m="http://schemas.openxmlformats.org/officeDocument/2006/math" xmlns:v="urn:schemas-microsoft-com:vml" xmlns:wp14="http://schemas.microsoft.com/office/word/2010/wordprocessingDrawing" xmlns:wp="http://schemas.openxmlformats.org/drawingml/2006/wordprocessingDrawing" xmlns:w10="urn:schemas-microsoft-com:office:word" xmlns:w="http://schemas.openxmlformats.org/wordprocessingml/2006/main" xmlns:w14="http://schemas.microsoft.com/office/word/2010/wordml" xmlns:w15="http://schemas.microsoft.com/office/word/2012/wordml" xmlns:w16se="http://schemas.microsoft.com/office/word/2015/wordml/symex" xmlns:wpg="http://schemas.microsoft.com/office/word/2010/wordprocessingGroup" xmlns:wpi="http://schemas.microsoft.com/office/word/2010/wordprocessingInk" xmlns:wne="http://schemas.microsoft.com/office/word/2006/wordml" xmlns:wps="http://schemas.microsoft.com/office/word/2010/wordprocessingShape" mc:Ignorable="w14 w15 w16se wp14">
   <w:body>
     <w:p>
       <w:pPr>
@@ -144,7 +144,7 @@
               </wp:anchor>
             </w:drawing>
           </mc:Choice>
-          <mc:Fallback xmlns:cx1="http://schemas.microsoft.com/office/drawing/2015/9/8/chartex">
+          <mc:Fallback>
             <w:pict>
               <v:line w14:anchorId="24BAE32B" id="Straight Connector 2" o:spid="_x0000_s1026" style="position:absolute;z-index:251699200;visibility:visible;mso-wrap-style:square;mso-wrap-distance-left:9pt;mso-wrap-distance-top:0;mso-wrap-distance-right:9pt;mso-wrap-distance-bottom:0;mso-position-horizontal:center;mso-position-horizontal-relative:margin;mso-position-vertical:absolute;mso-position-vertical-relative:text" from="0,.5pt" to="173.75pt,.5pt" o:gfxdata="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" strokecolor="windowText" strokeweight=".5pt">
                 <v:stroke joinstyle="miter"/>
@@ -183,7 +183,7 @@
           <w:sz w:val="26"/>
           <w:szCs w:val="26"/>
         </w:rPr>
-        <w:t>1</w:t>
+        <w:t>6</w:t>
       </w:r>
       <w:r>
         <w:rPr>
@@ -192,7 +192,7 @@
           <w:sz w:val="26"/>
           <w:szCs w:val="26"/>
         </w:rPr>
-        <w:t>0</w:t>
+        <w:t xml:space="preserve"> tháng </w:t>
       </w:r>
       <w:r>
         <w:rPr>
@@ -201,16 +201,7 @@
           <w:sz w:val="26"/>
           <w:szCs w:val="26"/>
         </w:rPr>
-        <w:t xml:space="preserve"> tháng </w:t>
-      </w:r>
-      <w:r>
-        <w:rPr>
-          <w:rFonts w:ascii="Times New Roman" w:eastAsia="Times New Roman" w:hAnsi="Times New Roman" w:cs="Times New Roman"/>
-          <w:iCs/>
-          <w:sz w:val="26"/>
-          <w:szCs w:val="26"/>
-        </w:rPr>
-        <w:t>1</w:t>
+        <w:t>4</w:t>
       </w:r>
       <w:r>
         <w:rPr>
@@ -406,7 +397,7 @@
           <w:sz w:val="26"/>
           <w:szCs w:val="26"/>
         </w:rPr>
-        <w:t>YIN, TINGTING</w:t>
+        <w:t>HUANG, QIANG</w:t>
       </w:r>
     </w:p>
     <w:p>
@@ -439,7 +430,7 @@
           <w:sz w:val="26"/>
           <w:szCs w:val="26"/>
         </w:rPr>
-        <w:t>22/12/1983</w:t>
+        <w:t>21/12/1994</w:t>
       </w:r>
     </w:p>
     <w:p>
@@ -482,7 +473,7 @@
           <w:szCs w:val="26"/>
           <w:lang w:eastAsia="zh-CN"/>
         </w:rPr>
-        <w:t>ữ</w:t>
+        <w:t>am</w:t>
       </w:r>
     </w:p>
     <w:p>
@@ -596,7 +587,7 @@
           <w:sz w:val="26"/>
           <w:szCs w:val="26"/>
         </w:rPr>
-        <w:t>Căn A30-A31 khu nhà ở Hoàng Mai, tổ 5, Khu Phố 7</w:t>
+        <w:t>Số A12-A13 khu nhà ở Hoàng Mai, đường DT 747A, tổ 5, khu phố Uyên Hưng 7</w:t>
       </w:r>
     </w:p>
     <w:p>
@@ -759,16 +750,16 @@
           <w:sz w:val="26"/>
           <w:szCs w:val="26"/>
         </w:rPr>
-        <w:t xml:space="preserve">: </w:t>
-      </w:r>
-      <w:r>
-        <w:rPr>
-          <w:rFonts w:ascii="Times New Roman" w:eastAsia="Times New Roman" w:hAnsi="Times New Roman" w:cs="Times New Roman"/>
-          <w:sz w:val="26"/>
-          <w:szCs w:val="26"/>
-          <w:lang w:eastAsia="zh-CN"/>
-        </w:rPr>
-        <w:t>0372609850</w:t>
+        <w:t>:</w:t>
+      </w:r>
+      <w:r>
+        <w:rPr>
+          <w:rFonts w:ascii="Times New Roman" w:eastAsia="Times New Roman" w:hAnsi="Times New Roman" w:cs="Times New Roman"/>
+          <w:sz w:val="26"/>
+          <w:szCs w:val="26"/>
+          <w:lang w:eastAsia="zh-CN"/>
+        </w:rPr>
+        <w:t xml:space="preserve"> </w:t>
       </w:r>
       <w:r>
         <w:rPr>
@@ -999,7 +990,7 @@
                 <w:sz w:val="26"/>
                 <w:szCs w:val="26"/>
               </w:rPr>
-              <w:t>EJ3635443</w:t>
+              <w:t>EJ6843161</w:t>
             </w:r>
           </w:p>
           <w:p>
@@ -1025,7 +1016,7 @@
                 <w:sz w:val="26"/>
                 <w:szCs w:val="26"/>
               </w:rPr>
-              <w:t>11/01/2023</w:t>
+              <w:t>16/02/2023</w:t>
             </w:r>
             <w:r>
               <w:rPr>
@@ -1041,7 +1032,7 @@
                 <w:sz w:val="26"/>
                 <w:szCs w:val="26"/>
               </w:rPr>
-              <w:t>Cục Quản lý Xuất nhập cảnh Quốc gia Cộng hòa Nhân dân Trung Hoa</w:t>
+              <w:t>Tổng Lãnh sự quán CHND Trung Hoa tại Thành phố Hồ Chí Minh</w:t>
             </w:r>
             <w:r>
               <w:rPr>
@@ -1111,15 +1102,7 @@
                 <w:sz w:val="26"/>
                 <w:szCs w:val="26"/>
               </w:rPr>
-              <w:t>Số 1, Làng tự nhiên Xiaoyan, Ủy ban thôn Xinpu, thị trấn Wujiang, huyệ</w:t>
-            </w:r>
-            <w:r>
-              <w:rPr>
-                <w:rFonts w:ascii="Times New Roman" w:eastAsia="Calibri" w:hAnsi="Times New Roman" w:cs="Times New Roman"/>
-                <w:sz w:val="26"/>
-                <w:szCs w:val="26"/>
-              </w:rPr>
-              <w:t>n He</w:t>
+              <w:t>Số 55, Tổ 8, Làng Đặng Long, Thị trấn Puguang</w:t>
             </w:r>
           </w:p>
           <w:p>
@@ -1146,7 +1129,7 @@
                 <w:sz w:val="26"/>
                 <w:szCs w:val="26"/>
               </w:rPr>
-              <w:t>thành phố Maanshan</w:t>
+              <w:t>Huyện Tuyên Hán</w:t>
             </w:r>
           </w:p>
           <w:p>
@@ -1174,7 +1157,7 @@
                 <w:sz w:val="26"/>
                 <w:szCs w:val="26"/>
               </w:rPr>
-              <w:t>tỉnh Anhui</w:t>
+              <w:t>Tỉnh Tứ Xuyên</w:t>
             </w:r>
           </w:p>
           <w:p>
@@ -1639,7 +1622,7 @@
                     </wp:anchor>
                   </w:drawing>
                 </mc:Choice>
-                <mc:Fallback xmlns:cx1="http://schemas.microsoft.com/office/drawing/2015/9/8/chartex">
+                <mc:Fallback>
                   <w:pict>
                     <v:rect w14:anchorId="6308C006" id="Rectangle 238" o:spid="_x0000_s1026" style="position:absolute;margin-left:-2.6pt;margin-top:3.4pt;width:27pt;height:22pt;z-index:251660288;visibility:visible;mso-wrap-style:none;mso-width-percent:0;mso-height-percent:0;mso-wrap-distance-left:9pt;mso-wrap-distance-top:0;mso-wrap-distance-right:9pt;mso-wrap-distance-bottom:0;mso-position-horizontal:absolute;mso-position-horizontal-relative:margin;mso-position-vertical:absolute;mso-position-vertical-relative:margin;mso-width-percent:0;mso-height-percent:0;mso-width-relative:page;mso-height-relative:page;v-text-anchor:middle" o:gfxdata="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" strokeweight=".26mm">
                       <v:stroke endcap="square"/>
@@ -1765,7 +1748,7 @@
                     </wp:anchor>
                   </w:drawing>
                 </mc:Choice>
-                <mc:Fallback xmlns:cx1="http://schemas.microsoft.com/office/drawing/2015/9/8/chartex">
+                <mc:Fallback>
                   <w:pict>
                     <v:rect w14:anchorId="0912E7DE" id="Rectangle 237" o:spid="_x0000_s1026" style="position:absolute;margin-left:-2.6pt;margin-top:3.8pt;width:27pt;height:22pt;z-index:251661312;visibility:visible;mso-wrap-style:none;mso-width-percent:0;mso-height-percent:0;mso-wrap-distance-left:9pt;mso-wrap-distance-top:0;mso-wrap-distance-right:9pt;mso-wrap-distance-bottom:0;mso-position-horizontal:absolute;mso-position-horizontal-relative:margin;mso-position-vertical:absolute;mso-position-vertical-relative:margin;mso-width-percent:0;mso-height-percent:0;mso-width-relative:page;mso-height-relative:page;v-text-anchor:middle" o:gfxdata="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" strokeweight=".26mm">
                       <v:stroke endcap="square"/>
@@ -1891,7 +1874,7 @@
                     </wp:anchor>
                   </w:drawing>
                 </mc:Choice>
-                <mc:Fallback xmlns:cx1="http://schemas.microsoft.com/office/drawing/2015/9/8/chartex">
+                <mc:Fallback>
                   <w:pict>
                     <v:rect w14:anchorId="7E999212" id="Rectangle 236" o:spid="_x0000_s1026" style="position:absolute;margin-left:-2.05pt;margin-top:3.3pt;width:27pt;height:22pt;z-index:251662336;visibility:visible;mso-wrap-style:none;mso-width-percent:0;mso-height-percent:0;mso-wrap-distance-left:9pt;mso-wrap-distance-top:0;mso-wrap-distance-right:9pt;mso-wrap-distance-bottom:0;mso-position-horizontal:absolute;mso-position-horizontal-relative:margin;mso-position-vertical:absolute;mso-position-vertical-relative:margin;mso-width-percent:0;mso-height-percent:0;mso-width-relative:page;mso-height-relative:page;v-text-anchor:middle" o:gfxdata="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" strokeweight=".26mm">
                       <v:stroke endcap="square"/>
@@ -2017,7 +2000,7 @@
                     </wp:anchor>
                   </w:drawing>
                 </mc:Choice>
-                <mc:Fallback xmlns:cx1="http://schemas.microsoft.com/office/drawing/2015/9/8/chartex">
+                <mc:Fallback>
                   <w:pict>
                     <v:rect w14:anchorId="6842F8D6" id="Rectangle 235" o:spid="_x0000_s1026" style="position:absolute;margin-left:-2.6pt;margin-top:3.55pt;width:27pt;height:22pt;z-index:251663360;visibility:visible;mso-wrap-style:none;mso-width-percent:0;mso-height-percent:0;mso-wrap-distance-left:9pt;mso-wrap-distance-top:0;mso-wrap-distance-right:9pt;mso-wrap-distance-bottom:0;mso-position-horizontal:absolute;mso-position-horizontal-relative:margin;mso-position-vertical:absolute;mso-position-vertical-relative:margin;mso-width-percent:0;mso-height-percent:0;mso-width-relative:page;mso-height-relative:page;v-text-anchor:middle" o:gfxdata="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" strokeweight=".26mm">
                       <v:stroke endcap="square"/>
@@ -2144,7 +2127,7 @@
                     </wp:anchor>
                   </w:drawing>
                 </mc:Choice>
-                <mc:Fallback xmlns:cx1="http://schemas.microsoft.com/office/drawing/2015/9/8/chartex">
+                <mc:Fallback>
                   <w:pict>
                     <v:rect w14:anchorId="7C7ED5CD" id="Rectangle 239" o:spid="_x0000_s1026" style="position:absolute;margin-left:-2.6pt;margin-top:3.35pt;width:27pt;height:22pt;z-index:251676672;visibility:visible;mso-wrap-style:none;mso-width-percent:0;mso-height-percent:0;mso-wrap-distance-left:9pt;mso-wrap-distance-top:0;mso-wrap-distance-right:9pt;mso-wrap-distance-bottom:0;mso-position-horizontal:absolute;mso-position-horizontal-relative:margin;mso-position-vertical:absolute;mso-position-vertical-relative:margin;mso-width-percent:0;mso-height-percent:0;mso-width-relative:page;mso-height-relative:page;v-text-anchor:middle" o:gfxdata="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" strokeweight=".26mm">
                       <v:stroke endcap="square"/>
@@ -2282,7 +2265,7 @@
                     </wp:anchor>
                   </w:drawing>
                 </mc:Choice>
-                <mc:Fallback xmlns:cx1="http://schemas.microsoft.com/office/drawing/2015/9/8/chartex">
+                <mc:Fallback>
                   <w:pict>
                     <v:rect w14:anchorId="2EA58C99" id="Rectangle 234" o:spid="_x0000_s1026" style="position:absolute;margin-left:-2.6pt;margin-top:3.75pt;width:27pt;height:22pt;z-index:251666432;visibility:visible;mso-wrap-style:none;mso-width-percent:0;mso-height-percent:0;mso-wrap-distance-left:9pt;mso-wrap-distance-top:0;mso-wrap-distance-right:9pt;mso-wrap-distance-bottom:0;mso-position-horizontal:absolute;mso-position-horizontal-relative:margin;mso-position-vertical:absolute;mso-position-vertical-relative:margin;mso-width-percent:0;mso-height-percent:0;mso-width-relative:page;mso-height-relative:page;v-text-anchor:middle" o:gfxdata="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" strokeweight=".26mm">
                       <v:stroke endcap="square"/>
@@ -3082,7 +3065,7 @@
                     </wp:anchor>
                   </w:drawing>
                 </mc:Choice>
-                <mc:Fallback xmlns:cx1="http://schemas.microsoft.com/office/drawing/2015/9/8/chartex">
+                <mc:Fallback>
                   <w:pict>
                     <v:rect w14:anchorId="137DAE21" id="Rectangle 105" o:spid="_x0000_s1026" style="position:absolute;margin-left:3.4pt;margin-top:5.6pt;width:16.6pt;height:15.9pt;z-index:251688960;visibility:visible;mso-wrap-style:square;mso-width-percent:0;mso-height-percent:0;mso-wrap-distance-left:9pt;mso-wrap-distance-top:0;mso-wrap-distance-right:9pt;mso-wrap-distance-bottom:0;mso-position-horizontal:absolute;mso-position-horizontal-relative:text;mso-position-vertical:absolute;mso-position-vertical-relative:text;mso-width-percent:0;mso-height-percent:0;mso-width-relative:page;mso-height-relative:page;v-text-anchor:top" o:gfxdata="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"/>
                   </w:pict>
@@ -3196,7 +3179,7 @@
                     </wp:anchor>
                   </w:drawing>
                 </mc:Choice>
-                <mc:Fallback xmlns:cx1="http://schemas.microsoft.com/office/drawing/2015/9/8/chartex">
+                <mc:Fallback>
                   <w:pict>
                     <v:rect w14:anchorId="5B7F9B51" id="Rectangle 104" o:spid="_x0000_s1026" style="position:absolute;margin-left:4.4pt;margin-top:5.6pt;width:16.6pt;height:15.9pt;z-index:251691008;visibility:visible;mso-wrap-style:square;mso-width-percent:0;mso-height-percent:0;mso-wrap-distance-left:9pt;mso-wrap-distance-top:0;mso-wrap-distance-right:9pt;mso-wrap-distance-bottom:0;mso-position-horizontal:absolute;mso-position-horizontal-relative:text;mso-position-vertical:absolute;mso-position-vertical-relative:text;mso-width-percent:0;mso-height-percent:0;mso-width-relative:page;mso-height-relative:page;v-text-anchor:top" o:gfxdata="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"/>
                   </w:pict>
@@ -3312,7 +3295,7 @@
                     </wp:anchor>
                   </w:drawing>
                 </mc:Choice>
-                <mc:Fallback xmlns:cx1="http://schemas.microsoft.com/office/drawing/2015/9/8/chartex">
+                <mc:Fallback>
                   <w:pict>
                     <v:rect w14:anchorId="32CF65ED" id="Rectangle 103" o:spid="_x0000_s1026" style="position:absolute;margin-left:3.4pt;margin-top:5pt;width:16.6pt;height:15.9pt;z-index:251689984;visibility:visible;mso-wrap-style:square;mso-width-percent:0;mso-height-percent:0;mso-wrap-distance-left:9pt;mso-wrap-distance-top:0;mso-wrap-distance-right:9pt;mso-wrap-distance-bottom:0;mso-position-horizontal:absolute;mso-position-horizontal-relative:text;mso-position-vertical:absolute;mso-position-vertical-relative:text;mso-width-percent:0;mso-height-percent:0;mso-width-relative:page;mso-height-relative:page;v-text-anchor:top" o:gfxdata="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"/>
                   </w:pict>
@@ -3426,7 +3409,7 @@
                     </wp:anchor>
                   </w:drawing>
                 </mc:Choice>
-                <mc:Fallback xmlns:cx1="http://schemas.microsoft.com/office/drawing/2015/9/8/chartex">
+                <mc:Fallback>
                   <w:pict>
                     <v:rect w14:anchorId="227D549B" id="Rectangle 102" o:spid="_x0000_s1026" style="position:absolute;margin-left:4.4pt;margin-top:5pt;width:16.6pt;height:15.9pt;z-index:251692032;visibility:visible;mso-wrap-style:square;mso-width-percent:0;mso-height-percent:0;mso-wrap-distance-left:9pt;mso-wrap-distance-top:0;mso-wrap-distance-right:9pt;mso-wrap-distance-bottom:0;mso-position-horizontal:absolute;mso-position-horizontal-relative:text;mso-position-vertical:absolute;mso-position-vertical-relative:text;mso-width-percent:0;mso-height-percent:0;mso-width-relative:page;mso-height-relative:page;v-text-anchor:top" o:gfxdata="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"/>
                   </w:pict>
@@ -3542,27 +3525,7 @@
           <w:szCs w:val="26"/>
           <w:lang w:eastAsia="zh-CN"/>
         </w:rPr>
-        <w:t xml:space="preserve">Ngày cấp: </w:t>
-      </w:r>
-      <w:proofErr w:type="gramStart"/>
-      <w:r>
-        <w:rPr>
-          <w:rFonts w:ascii="Times New Roman" w:eastAsia="Times New Roman" w:hAnsi="Times New Roman" w:cs="Times New Roman"/>
-          <w:sz w:val="26"/>
-          <w:szCs w:val="26"/>
-          <w:lang w:eastAsia="zh-CN"/>
-        </w:rPr>
-        <w:t>…./</w:t>
-      </w:r>
-      <w:proofErr w:type="gramEnd"/>
-      <w:r>
-        <w:rPr>
-          <w:rFonts w:ascii="Times New Roman" w:eastAsia="Times New Roman" w:hAnsi="Times New Roman" w:cs="Times New Roman"/>
-          <w:sz w:val="26"/>
-          <w:szCs w:val="26"/>
-          <w:lang w:eastAsia="zh-CN"/>
-        </w:rPr>
-        <w:t>…./….Nơi cấp: ………..Ngày hết hạn (</w:t>
+        <w:t>Ngày cấp: …./…./….Nơi cấp: ………..Ngày hết hạn (</w:t>
       </w:r>
       <w:r>
         <w:rPr>
@@ -4052,7 +4015,7 @@
                     </wp:anchor>
                   </w:drawing>
                 </mc:Choice>
-                <mc:Fallback xmlns:cx1="http://schemas.microsoft.com/office/drawing/2015/9/8/chartex">
+                <mc:Fallback>
                   <w:pict>
                     <v:rect w14:anchorId="4D0AF0D9" id="Rectangle 26" o:spid="_x0000_s1026" style="position:absolute;margin-left:3.4pt;margin-top:5.6pt;width:16.6pt;height:15.9pt;z-index:251693056;visibility:visible;mso-wrap-style:square;mso-width-percent:0;mso-height-percent:0;mso-wrap-distance-left:9pt;mso-wrap-distance-top:0;mso-wrap-distance-right:9pt;mso-wrap-distance-bottom:0;mso-position-horizontal:absolute;mso-position-horizontal-relative:text;mso-position-vertical:absolute;mso-position-vertical-relative:text;mso-width-percent:0;mso-height-percent:0;mso-width-relative:page;mso-height-relative:page;v-text-anchor:top" o:gfxdata="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"/>
                   </w:pict>
@@ -4166,7 +4129,7 @@
                     </wp:anchor>
                   </w:drawing>
                 </mc:Choice>
-                <mc:Fallback xmlns:cx1="http://schemas.microsoft.com/office/drawing/2015/9/8/chartex">
+                <mc:Fallback>
                   <w:pict>
                     <v:rect w14:anchorId="152C877B" id="Rectangle 25" o:spid="_x0000_s1026" style="position:absolute;margin-left:4.4pt;margin-top:5.6pt;width:16.6pt;height:15.9pt;z-index:251695104;visibility:visible;mso-wrap-style:square;mso-width-percent:0;mso-height-percent:0;mso-wrap-distance-left:9pt;mso-wrap-distance-top:0;mso-wrap-distance-right:9pt;mso-wrap-distance-bottom:0;mso-position-horizontal:absolute;mso-position-horizontal-relative:text;mso-position-vertical:absolute;mso-position-vertical-relative:text;mso-width-percent:0;mso-height-percent:0;mso-width-relative:page;mso-height-relative:page;v-text-anchor:top" o:gfxdata="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"/>
                   </w:pict>
@@ -4282,7 +4245,7 @@
                     </wp:anchor>
                   </w:drawing>
                 </mc:Choice>
-                <mc:Fallback xmlns:cx1="http://schemas.microsoft.com/office/drawing/2015/9/8/chartex">
+                <mc:Fallback>
                   <w:pict>
                     <v:rect w14:anchorId="167D9B1D" id="Rectangle 24" o:spid="_x0000_s1026" style="position:absolute;margin-left:3.4pt;margin-top:5pt;width:16.6pt;height:15.9pt;z-index:251694080;visibility:visible;mso-wrap-style:square;mso-width-percent:0;mso-height-percent:0;mso-wrap-distance-left:9pt;mso-wrap-distance-top:0;mso-wrap-distance-right:9pt;mso-wrap-distance-bottom:0;mso-position-horizontal:absolute;mso-position-horizontal-relative:text;mso-position-vertical:absolute;mso-position-vertical-relative:text;mso-width-percent:0;mso-height-percent:0;mso-width-relative:page;mso-height-relative:page;v-text-anchor:top" o:gfxdata="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"/>
                   </w:pict>
@@ -4396,7 +4359,7 @@
                     </wp:anchor>
                   </w:drawing>
                 </mc:Choice>
-                <mc:Fallback xmlns:cx1="http://schemas.microsoft.com/office/drawing/2015/9/8/chartex">
+                <mc:Fallback>
                   <w:pict>
                     <v:rect w14:anchorId="08AE9C8F" id="Rectangle 23" o:spid="_x0000_s1026" style="position:absolute;margin-left:4.4pt;margin-top:5pt;width:16.6pt;height:15.9pt;z-index:251696128;visibility:visible;mso-wrap-style:square;mso-width-percent:0;mso-height-percent:0;mso-wrap-distance-left:9pt;mso-wrap-distance-top:0;mso-wrap-distance-right:9pt;mso-wrap-distance-bottom:0;mso-position-horizontal:absolute;mso-position-horizontal-relative:text;mso-position-vertical:absolute;mso-position-vertical-relative:text;mso-width-percent:0;mso-height-percent:0;mso-width-relative:page;mso-height-relative:page;v-text-anchor:top" o:gfxdata="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"/>
                   </w:pict>
@@ -4517,27 +4480,7 @@
           <w:szCs w:val="26"/>
           <w:lang w:eastAsia="zh-CN"/>
         </w:rPr>
-        <w:t xml:space="preserve">Ngày cấp: </w:t>
-      </w:r>
-      <w:proofErr w:type="gramStart"/>
-      <w:r>
-        <w:rPr>
-          <w:rFonts w:ascii="Times New Roman" w:eastAsia="Times New Roman" w:hAnsi="Times New Roman" w:cs="Times New Roman"/>
-          <w:sz w:val="26"/>
-          <w:szCs w:val="26"/>
-          <w:lang w:eastAsia="zh-CN"/>
-        </w:rPr>
-        <w:t>…./</w:t>
-      </w:r>
-      <w:proofErr w:type="gramEnd"/>
-      <w:r>
-        <w:rPr>
-          <w:rFonts w:ascii="Times New Roman" w:eastAsia="Times New Roman" w:hAnsi="Times New Roman" w:cs="Times New Roman"/>
-          <w:sz w:val="26"/>
-          <w:szCs w:val="26"/>
-          <w:lang w:eastAsia="zh-CN"/>
-        </w:rPr>
-        <w:t>…./….Nơi cấp: ………..Ngày hết hạn (</w:t>
+        <w:t>Ngày cấp: …./…./….Nơi cấp: ………..Ngày hết hạn (</w:t>
       </w:r>
       <w:r>
         <w:rPr>
@@ -4938,41 +4881,17 @@
           <w:szCs w:val="26"/>
           <w:lang w:val="fr-FR" w:eastAsia="zh-CN"/>
         </w:rPr>
-        <w:t xml:space="preserve">Công ty chứng khoán/Công ty quản lý quỹ đầu tư chứng khoán/Công ty đầu tư chứng </w:t>
-      </w:r>
-      <w:proofErr w:type="gramStart"/>
-      <w:r>
-        <w:rPr>
-          <w:rFonts w:ascii="Times New Roman" w:eastAsia="Times New Roman" w:hAnsi="Times New Roman" w:cs="Times New Roman"/>
-          <w:b/>
-          <w:bCs/>
+        <w:t>Công ty chứng khoán/Công ty quản lý quỹ đầu tư chứng khoán/Công ty đầu tư chứng khoán</w:t>
+      </w:r>
+      <w:r>
+        <w:rPr>
+          <w:rFonts w:ascii="Times New Roman" w:eastAsia="Times New Roman" w:hAnsi="Times New Roman" w:cs="Times New Roman"/>
           <w:spacing w:val="-2"/>
           <w:sz w:val="26"/>
           <w:szCs w:val="26"/>
           <w:lang w:val="fr-FR" w:eastAsia="zh-CN"/>
         </w:rPr>
-        <w:t>khoán</w:t>
-      </w:r>
-      <w:r>
-        <w:rPr>
-          <w:rFonts w:ascii="Times New Roman" w:eastAsia="Times New Roman" w:hAnsi="Times New Roman" w:cs="Times New Roman"/>
-          <w:spacing w:val="-2"/>
-          <w:sz w:val="26"/>
-          <w:szCs w:val="26"/>
-          <w:lang w:val="fr-FR" w:eastAsia="zh-CN"/>
-        </w:rPr>
-        <w:t>:</w:t>
-      </w:r>
-      <w:proofErr w:type="gramEnd"/>
-      <w:r>
-        <w:rPr>
-          <w:rFonts w:ascii="Times New Roman" w:eastAsia="Times New Roman" w:hAnsi="Times New Roman" w:cs="Times New Roman"/>
-          <w:spacing w:val="-2"/>
-          <w:sz w:val="26"/>
-          <w:szCs w:val="26"/>
-          <w:lang w:val="fr-FR" w:eastAsia="zh-CN"/>
-        </w:rPr>
-        <w:t xml:space="preserve"> (</w:t>
+        <w:t>: (</w:t>
       </w:r>
       <w:r>
         <w:rPr>
@@ -5009,69 +4928,17 @@
           <w:szCs w:val="26"/>
           <w:lang w:val="fr-FR" w:eastAsia="zh-CN"/>
         </w:rPr>
-        <w:t xml:space="preserve">Giấy phép thành lập và hoạt động </w:t>
-      </w:r>
-      <w:proofErr w:type="gramStart"/>
-      <w:r>
-        <w:rPr>
-          <w:rFonts w:ascii="Times New Roman" w:eastAsia="Times New Roman" w:hAnsi="Times New Roman" w:cs="Times New Roman"/>
+        <w:t>Giấy phép thành lập và hoạt động số: …  do Uỷ ban Chứng khoán Nhà nước cấp ngày: …./…./….. (</w:t>
+      </w:r>
+      <w:r>
+        <w:rPr>
+          <w:rFonts w:ascii="Times New Roman" w:eastAsia="Times New Roman" w:hAnsi="Times New Roman" w:cs="Times New Roman"/>
+          <w:i/>
           <w:sz w:val="26"/>
           <w:szCs w:val="26"/>
           <w:lang w:val="fr-FR" w:eastAsia="zh-CN"/>
         </w:rPr>
-        <w:t>số:</w:t>
-      </w:r>
-      <w:proofErr w:type="gramEnd"/>
-      <w:r>
-        <w:rPr>
-          <w:rFonts w:ascii="Times New Roman" w:eastAsia="Times New Roman" w:hAnsi="Times New Roman" w:cs="Times New Roman"/>
-          <w:sz w:val="26"/>
-          <w:szCs w:val="26"/>
-          <w:lang w:val="fr-FR" w:eastAsia="zh-CN"/>
-        </w:rPr>
-        <w:t xml:space="preserve"> …  </w:t>
-      </w:r>
-      <w:proofErr w:type="gramStart"/>
-      <w:r>
-        <w:rPr>
-          <w:rFonts w:ascii="Times New Roman" w:eastAsia="Times New Roman" w:hAnsi="Times New Roman" w:cs="Times New Roman"/>
-          <w:sz w:val="26"/>
-          <w:szCs w:val="26"/>
-          <w:lang w:val="fr-FR" w:eastAsia="zh-CN"/>
-        </w:rPr>
-        <w:t>do</w:t>
-      </w:r>
-      <w:proofErr w:type="gramEnd"/>
-      <w:r>
-        <w:rPr>
-          <w:rFonts w:ascii="Times New Roman" w:eastAsia="Times New Roman" w:hAnsi="Times New Roman" w:cs="Times New Roman"/>
-          <w:sz w:val="26"/>
-          <w:szCs w:val="26"/>
-          <w:lang w:val="fr-FR" w:eastAsia="zh-CN"/>
-        </w:rPr>
-        <w:t xml:space="preserve"> Uỷ ban Chứng khoán Nhà nước cấp ngày: …./…./….. (</w:t>
-      </w:r>
-      <w:proofErr w:type="gramStart"/>
-      <w:r>
-        <w:rPr>
-          <w:rFonts w:ascii="Times New Roman" w:eastAsia="Times New Roman" w:hAnsi="Times New Roman" w:cs="Times New Roman"/>
-          <w:i/>
-          <w:sz w:val="26"/>
-          <w:szCs w:val="26"/>
-          <w:lang w:val="fr-FR" w:eastAsia="zh-CN"/>
-        </w:rPr>
-        <w:t>nếu</w:t>
-      </w:r>
-      <w:proofErr w:type="gramEnd"/>
-      <w:r>
-        <w:rPr>
-          <w:rFonts w:ascii="Times New Roman" w:eastAsia="Times New Roman" w:hAnsi="Times New Roman" w:cs="Times New Roman"/>
-          <w:i/>
-          <w:sz w:val="26"/>
-          <w:szCs w:val="26"/>
-          <w:lang w:val="fr-FR" w:eastAsia="zh-CN"/>
-        </w:rPr>
-        <w:t xml:space="preserve"> có</w:t>
+        <w:t>nếu có</w:t>
       </w:r>
       <w:r>
         <w:rPr>
@@ -5105,21 +4972,8 @@
           <w:szCs w:val="26"/>
           <w:lang w:val="fr-FR" w:eastAsia="zh-CN"/>
         </w:rPr>
-        <w:t xml:space="preserve">2. Tên công </w:t>
-      </w:r>
-      <w:proofErr w:type="gramStart"/>
-      <w:r>
-        <w:rPr>
-          <w:rFonts w:ascii="Times New Roman" w:eastAsia="Times New Roman" w:hAnsi="Times New Roman" w:cs="Times New Roman"/>
-          <w:b/>
-          <w:bCs/>
-          <w:sz w:val="26"/>
-          <w:szCs w:val="26"/>
-          <w:lang w:val="fr-FR" w:eastAsia="zh-CN"/>
-        </w:rPr>
-        <w:t>ty:</w:t>
-      </w:r>
-      <w:proofErr w:type="gramEnd"/>
+        <w:t>2. Tên công ty:</w:t>
+      </w:r>
     </w:p>
     <w:p>
       <w:pPr>
@@ -5156,7 +5010,6 @@
         </w:rPr>
         <w:t>ghi bằng chữ in hoa</w:t>
       </w:r>
-      <w:proofErr w:type="gramStart"/>
       <w:r>
         <w:rPr>
           <w:rFonts w:ascii="Times New Roman" w:eastAsia="Times New Roman" w:hAnsi="Times New Roman" w:cs="Times New Roman"/>
@@ -5164,17 +5017,7 @@
           <w:szCs w:val="26"/>
           <w:lang w:val="fr-FR" w:eastAsia="zh-CN"/>
         </w:rPr>
-        <w:t>):</w:t>
-      </w:r>
-      <w:proofErr w:type="gramEnd"/>
-      <w:r>
-        <w:rPr>
-          <w:rFonts w:ascii="Times New Roman" w:eastAsia="Times New Roman" w:hAnsi="Times New Roman" w:cs="Times New Roman"/>
-          <w:sz w:val="26"/>
-          <w:szCs w:val="26"/>
-          <w:lang w:val="fr-FR" w:eastAsia="zh-CN"/>
-        </w:rPr>
-        <w:t xml:space="preserve"> </w:t>
+        <w:t xml:space="preserve">): </w:t>
       </w:r>
       <w:r>
         <w:rPr>
@@ -5184,17 +5027,7 @@
           <w:szCs w:val="26"/>
           <w:lang w:val="fr-FR"/>
         </w:rPr>
-        <w:t xml:space="preserve">CÔNG TY TNHH </w:t>
-      </w:r>
-      <w:r>
-        <w:rPr>
-          <w:rFonts w:ascii="Times New Roman" w:eastAsia="Calibri" w:hAnsi="Times New Roman" w:cs="Times New Roman"/>
-          <w:b/>
-          <w:sz w:val="26"/>
-          <w:szCs w:val="26"/>
-          <w:lang w:val="fr-FR"/>
-        </w:rPr>
-        <w:t>TM ĂN UỐNG HỒNG THUẬN</w:t>
+        <w:t>CÔNG TY TNHH HAO QIA QIA CAN TING</w:t>
       </w:r>
     </w:p>
     <w:p>
@@ -5233,7 +5066,6 @@
         </w:rPr>
         <w:t>nếu có</w:t>
       </w:r>
-      <w:proofErr w:type="gramStart"/>
       <w:r>
         <w:rPr>
           <w:rFonts w:ascii="Times New Roman" w:eastAsia="Times New Roman" w:hAnsi="Times New Roman" w:cs="Times New Roman"/>
@@ -5241,17 +5073,7 @@
           <w:szCs w:val="26"/>
           <w:lang w:val="fr-FR" w:eastAsia="zh-CN"/>
         </w:rPr>
-        <w:t>):</w:t>
-      </w:r>
-      <w:proofErr w:type="gramEnd"/>
-      <w:r>
-        <w:rPr>
-          <w:rFonts w:ascii="Times New Roman" w:eastAsia="Times New Roman" w:hAnsi="Times New Roman" w:cs="Times New Roman"/>
-          <w:sz w:val="26"/>
-          <w:szCs w:val="26"/>
-          <w:lang w:val="fr-FR" w:eastAsia="zh-CN"/>
-        </w:rPr>
-        <w:t xml:space="preserve"> </w:t>
+        <w:t xml:space="preserve">): </w:t>
       </w:r>
       <w:r>
         <w:rPr>
@@ -5302,7 +5124,6 @@
         </w:rPr>
         <w:t>nếu có</w:t>
       </w:r>
-      <w:proofErr w:type="gramStart"/>
       <w:r>
         <w:rPr>
           <w:rFonts w:ascii="Times New Roman" w:eastAsia="Times New Roman" w:hAnsi="Times New Roman" w:cs="Times New Roman"/>
@@ -5310,17 +5131,7 @@
           <w:szCs w:val="26"/>
           <w:lang w:val="fr-FR" w:eastAsia="zh-CN"/>
         </w:rPr>
-        <w:t>):</w:t>
-      </w:r>
-      <w:proofErr w:type="gramEnd"/>
-      <w:r>
-        <w:rPr>
-          <w:rFonts w:ascii="Times New Roman" w:eastAsia="Times New Roman" w:hAnsi="Times New Roman" w:cs="Times New Roman"/>
-          <w:sz w:val="26"/>
-          <w:szCs w:val="26"/>
-          <w:lang w:val="fr-FR" w:eastAsia="zh-CN"/>
-        </w:rPr>
-        <w:t xml:space="preserve"> </w:t>
+        <w:t xml:space="preserve">): </w:t>
       </w:r>
       <w:r>
         <w:rPr>
@@ -5357,21 +5168,8 @@
           <w:szCs w:val="26"/>
           <w:lang w:val="fr-FR" w:eastAsia="zh-CN"/>
         </w:rPr>
-        <w:t xml:space="preserve">3. Địa chỉ trụ sở </w:t>
-      </w:r>
-      <w:proofErr w:type="gramStart"/>
-      <w:r>
-        <w:rPr>
-          <w:rFonts w:ascii="Times New Roman" w:eastAsia="Times New Roman" w:hAnsi="Times New Roman" w:cs="Times New Roman"/>
-          <w:b/>
-          <w:bCs/>
-          <w:sz w:val="26"/>
-          <w:szCs w:val="26"/>
-          <w:lang w:val="fr-FR" w:eastAsia="zh-CN"/>
-        </w:rPr>
-        <w:t>chính:</w:t>
-      </w:r>
-      <w:proofErr w:type="gramEnd"/>
+        <w:t>3. Địa chỉ trụ sở chính:</w:t>
+      </w:r>
     </w:p>
     <w:p>
       <w:pPr>
@@ -5392,37 +5190,16 @@
           <w:szCs w:val="26"/>
           <w:lang w:val="fr-FR"/>
         </w:rPr>
-        <w:t>Số nhà/phòng, ngách/hẻm, ngõ/kiệt, đường/phố/đại lộ, tổ/xóm/ấp/</w:t>
-      </w:r>
-      <w:proofErr w:type="gramStart"/>
+        <w:t>Số nhà/phòng, ngách/hẻm, ngõ/kiệt, đường/phố/đại lộ, tổ/xóm/ấp/thôn</w:t>
+      </w:r>
       <w:r>
         <w:rPr>
           <w:rFonts w:ascii="Times New Roman" w:eastAsia="Calibri" w:hAnsi="Times New Roman" w:cs="Times New Roman"/>
-          <w:spacing w:val="-8"/>
           <w:sz w:val="26"/>
           <w:szCs w:val="26"/>
           <w:lang w:val="fr-FR"/>
         </w:rPr>
-        <w:t>thôn</w:t>
-      </w:r>
-      <w:r>
-        <w:rPr>
-          <w:rFonts w:ascii="Times New Roman" w:eastAsia="Calibri" w:hAnsi="Times New Roman" w:cs="Times New Roman"/>
-          <w:sz w:val="26"/>
-          <w:szCs w:val="26"/>
-          <w:lang w:val="fr-FR"/>
-        </w:rPr>
-        <w:t>:</w:t>
-      </w:r>
-      <w:proofErr w:type="gramEnd"/>
-      <w:r>
-        <w:rPr>
-          <w:rFonts w:ascii="Times New Roman" w:eastAsia="Calibri" w:hAnsi="Times New Roman" w:cs="Times New Roman"/>
-          <w:sz w:val="26"/>
-          <w:szCs w:val="26"/>
-          <w:lang w:val="fr-FR"/>
-        </w:rPr>
-        <w:t xml:space="preserve"> </w:t>
+        <w:t xml:space="preserve">: </w:t>
       </w:r>
       <w:r>
         <w:rPr>
@@ -5432,7 +5209,7 @@
           <w:szCs w:val="26"/>
           <w:lang w:val="fr-FR" w:eastAsia="zh-CN"/>
         </w:rPr>
-        <w:t>Căn A30-A31 khu nhà ở Hoàng Mai, tổ 5, Khu Phố 7</w:t>
+        <w:t>Số A12-A13 khu nhà ở Hoàng Mai, đường DT 747A, tổ 5, khu phố Uyên Hưng 7</w:t>
       </w:r>
     </w:p>
     <w:p>
@@ -5455,27 +5232,7 @@
           <w:szCs w:val="26"/>
           <w:lang w:val="fr-FR"/>
         </w:rPr>
-        <w:t xml:space="preserve">Xã/Phường/Đặc </w:t>
-      </w:r>
-      <w:proofErr w:type="gramStart"/>
-      <w:r>
-        <w:rPr>
-          <w:rFonts w:ascii="Times New Roman" w:eastAsia="Calibri" w:hAnsi="Times New Roman" w:cs="Times New Roman"/>
-          <w:sz w:val="26"/>
-          <w:szCs w:val="26"/>
-          <w:lang w:val="fr-FR"/>
-        </w:rPr>
-        <w:t>khu:</w:t>
-      </w:r>
-      <w:proofErr w:type="gramEnd"/>
-      <w:r>
-        <w:rPr>
-          <w:rFonts w:ascii="Times New Roman" w:eastAsia="Calibri" w:hAnsi="Times New Roman" w:cs="Times New Roman"/>
-          <w:sz w:val="26"/>
-          <w:szCs w:val="26"/>
-          <w:lang w:val="fr-FR"/>
-        </w:rPr>
-        <w:t xml:space="preserve"> </w:t>
+        <w:t xml:space="preserve">Xã/Phường/Đặc khu: </w:t>
       </w:r>
       <w:r>
         <w:rPr>
@@ -5507,27 +5264,7 @@
           <w:szCs w:val="26"/>
           <w:lang w:val="fr-FR"/>
         </w:rPr>
-        <w:t xml:space="preserve">Tỉnh/Thành phố trực thuộc trung </w:t>
-      </w:r>
-      <w:proofErr w:type="gramStart"/>
-      <w:r>
-        <w:rPr>
-          <w:rFonts w:ascii="Times New Roman" w:eastAsia="Calibri" w:hAnsi="Times New Roman" w:cs="Times New Roman"/>
-          <w:sz w:val="26"/>
-          <w:szCs w:val="26"/>
-          <w:lang w:val="fr-FR"/>
-        </w:rPr>
-        <w:t>ương:</w:t>
-      </w:r>
-      <w:proofErr w:type="gramEnd"/>
-      <w:r>
-        <w:rPr>
-          <w:rFonts w:ascii="Times New Roman" w:eastAsia="Calibri" w:hAnsi="Times New Roman" w:cs="Times New Roman"/>
-          <w:sz w:val="26"/>
-          <w:szCs w:val="26"/>
-          <w:lang w:val="fr-FR"/>
-        </w:rPr>
-        <w:t xml:space="preserve"> </w:t>
+        <w:t xml:space="preserve">Tỉnh/Thành phố trực thuộc trung ương: </w:t>
       </w:r>
       <w:r>
         <w:rPr>
@@ -5576,7 +5313,7 @@
           <w:szCs w:val="26"/>
           <w:lang w:val="fr-FR" w:eastAsia="zh-CN"/>
         </w:rPr>
-        <w:t>0372609850</w:t>
+        <w:t>0974666459</w:t>
       </w:r>
       <w:r>
         <w:rPr>
@@ -5655,7 +5392,6 @@
         </w:rPr>
         <w:t>nếu có</w:t>
       </w:r>
-      <w:proofErr w:type="gramStart"/>
       <w:r>
         <w:rPr>
           <w:rFonts w:ascii="Times New Roman" w:eastAsia="Times New Roman" w:hAnsi="Times New Roman" w:cs="Times New Roman"/>
@@ -5663,17 +5399,7 @@
           <w:szCs w:val="26"/>
           <w:lang w:val="fr-FR" w:eastAsia="zh-CN"/>
         </w:rPr>
-        <w:t>):</w:t>
-      </w:r>
-      <w:proofErr w:type="gramEnd"/>
-      <w:r>
-        <w:rPr>
-          <w:rFonts w:ascii="Times New Roman" w:eastAsia="Times New Roman" w:hAnsi="Times New Roman" w:cs="Times New Roman"/>
-          <w:sz w:val="26"/>
-          <w:szCs w:val="26"/>
-          <w:lang w:val="fr-FR" w:eastAsia="zh-CN"/>
-        </w:rPr>
-        <w:t xml:space="preserve"> Website (</w:t>
+        <w:t>): Website (</w:t>
       </w:r>
       <w:r>
         <w:rPr>
@@ -5738,7 +5464,6 @@
         </w:rPr>
         <w:t>Doanh nghiệp phải đánh dấu X vào ô vuông tương ứng với khu công nghệ cao nếu nộp hồ sơ tới Ban quản lý khu công nghệ cao</w:t>
       </w:r>
-      <w:proofErr w:type="gramStart"/>
       <w:r>
         <w:rPr>
           <w:rFonts w:ascii="Times New Roman" w:eastAsia="Times New Roman" w:hAnsi="Times New Roman" w:cs="Times New Roman"/>
@@ -5749,7 +5474,6 @@
         </w:rPr>
         <w:t>):</w:t>
       </w:r>
-      <w:proofErr w:type="gramEnd"/>
     </w:p>
     <w:tbl>
       <w:tblPr>
@@ -6501,27 +6225,7 @@
           <w:lang w:val="fr-FR"/>
         </w:rPr>
         <w:tab/>
-        <w:t xml:space="preserve">- Doanh nghiệp có Giấy chứng nhận quyền sử dụng đất tại đảo và xã, phường biên </w:t>
-      </w:r>
-      <w:proofErr w:type="gramStart"/>
-      <w:r>
-        <w:rPr>
-          <w:rFonts w:ascii="Times New Roman" w:eastAsia="Calibri" w:hAnsi="Times New Roman" w:cs="Times New Roman"/>
-          <w:sz w:val="26"/>
-          <w:szCs w:val="26"/>
-          <w:lang w:val="fr-FR"/>
-        </w:rPr>
-        <w:t>giới;</w:t>
-      </w:r>
-      <w:proofErr w:type="gramEnd"/>
-      <w:r>
-        <w:rPr>
-          <w:rFonts w:ascii="Times New Roman" w:eastAsia="Calibri" w:hAnsi="Times New Roman" w:cs="Times New Roman"/>
-          <w:sz w:val="26"/>
-          <w:szCs w:val="26"/>
-          <w:lang w:val="fr-FR"/>
-        </w:rPr>
-        <w:t xml:space="preserve"> xã, phường ven biển; khu vực khác có ảnh hưởng đến quốc phòng, an ninh</w:t>
+        <w:t>- Doanh nghiệp có Giấy chứng nhận quyền sử dụng đất tại đảo và xã, phường biên giới; xã, phường ven biển; khu vực khác có ảnh hưởng đến quốc phòng, an ninh</w:t>
       </w:r>
       <w:r>
         <w:rPr>
@@ -6600,7 +6304,6 @@
         </w:rPr>
         <w:t>ghi tên và mã theo ngành cấp 4 trong Hệ thống ngành kinh tế của Việt Nam</w:t>
       </w:r>
-      <w:proofErr w:type="gramStart"/>
       <w:r>
         <w:rPr>
           <w:rFonts w:ascii="Times New Roman" w:eastAsia="Times New Roman" w:hAnsi="Times New Roman" w:cs="Times New Roman"/>
@@ -6608,17 +6311,7 @@
           <w:szCs w:val="26"/>
           <w:lang w:val="fr-FR" w:eastAsia="zh-CN"/>
         </w:rPr>
-        <w:t>):</w:t>
-      </w:r>
-      <w:proofErr w:type="gramEnd"/>
-      <w:r>
-        <w:rPr>
-          <w:rFonts w:ascii="Times New Roman" w:eastAsia="Times New Roman" w:hAnsi="Times New Roman" w:cs="Times New Roman"/>
-          <w:sz w:val="26"/>
-          <w:szCs w:val="26"/>
-          <w:lang w:val="fr-FR" w:eastAsia="zh-CN"/>
-        </w:rPr>
-        <w:t xml:space="preserve"> </w:t>
+        <w:t xml:space="preserve">): </w:t>
       </w:r>
     </w:p>
     <w:tbl>
@@ -7412,7 +7105,7 @@
           <w:sz w:val="26"/>
           <w:szCs w:val="26"/>
         </w:rPr>
-        <w:t>NGUYỄN THỊ LỆ</w:t>
+        <w:t>NGUYỄN NGỌC TRANH</w:t>
       </w:r>
     </w:p>
     <w:p>
@@ -7445,7 +7138,7 @@
           <w:sz w:val="26"/>
           <w:szCs w:val="26"/>
         </w:rPr>
-        <w:t>24/01/1987</w:t>
+        <w:t>04/03/1983</w:t>
       </w:r>
     </w:p>
     <w:p>
@@ -7488,7 +7181,7 @@
           <w:szCs w:val="26"/>
           <w:lang w:eastAsia="zh-CN"/>
         </w:rPr>
-        <w:t>ữ</w:t>
+        <w:t>am</w:t>
       </w:r>
     </w:p>
     <w:p>
@@ -7527,7 +7220,7 @@
           <w:sz w:val="26"/>
           <w:szCs w:val="26"/>
         </w:rPr>
-        <w:t>074187005581</w:t>
+        <w:t>074083002120</w:t>
       </w:r>
     </w:p>
     <w:p>
@@ -7593,7 +7286,7 @@
           <w:sz w:val="26"/>
           <w:szCs w:val="26"/>
         </w:rPr>
-        <w:t>Tổ 8A, Khu Phố 4</w:t>
+        <w:t>tổ 1, tân an</w:t>
       </w:r>
     </w:p>
     <w:p>
@@ -7622,7 +7315,7 @@
           <w:szCs w:val="26"/>
           <w:lang w:eastAsia="zh-CN"/>
         </w:rPr>
-        <w:t>Xã bắc Tân Uyên</w:t>
+        <w:t>Phường Tân Khánh</w:t>
       </w:r>
     </w:p>
     <w:p>
@@ -7934,18 +7627,8 @@
                 <w:sz w:val="26"/>
                 <w:szCs w:val="26"/>
               </w:rPr>
-              <w:t>): ………………</w:t>
-            </w:r>
-            <w:proofErr w:type="gramStart"/>
-            <w:r>
-              <w:rPr>
-                <w:rFonts w:ascii="Times New Roman" w:eastAsia="Calibri" w:hAnsi="Times New Roman" w:cs="Times New Roman"/>
-                <w:sz w:val="26"/>
-                <w:szCs w:val="26"/>
-              </w:rPr>
-              <w:t>…..</w:t>
-            </w:r>
-            <w:proofErr w:type="gramEnd"/>
+              <w:t>): …………………..</w:t>
+            </w:r>
           </w:p>
           <w:p>
             <w:pPr>
@@ -7962,25 +7645,7 @@
                 <w:sz w:val="26"/>
                 <w:szCs w:val="26"/>
               </w:rPr>
-              <w:t xml:space="preserve">Ngày cấp: </w:t>
-            </w:r>
-            <w:proofErr w:type="gramStart"/>
-            <w:r>
-              <w:rPr>
-                <w:rFonts w:ascii="Times New Roman" w:eastAsia="Calibri" w:hAnsi="Times New Roman" w:cs="Times New Roman"/>
-                <w:sz w:val="26"/>
-                <w:szCs w:val="26"/>
-              </w:rPr>
-              <w:t>…./</w:t>
-            </w:r>
-            <w:proofErr w:type="gramEnd"/>
-            <w:r>
-              <w:rPr>
-                <w:rFonts w:ascii="Times New Roman" w:eastAsia="Calibri" w:hAnsi="Times New Roman" w:cs="Times New Roman"/>
-                <w:sz w:val="26"/>
-                <w:szCs w:val="26"/>
-              </w:rPr>
-              <w:t xml:space="preserve">…./…. Nơi cấp: …………………………………………...…. </w:t>
+              <w:t xml:space="preserve">Ngày cấp: …./…./…. Nơi cấp: …………………………………………...…. </w:t>
             </w:r>
             <w:r>
               <w:rPr>
@@ -8134,7 +7799,6 @@
         </w:rPr>
         <w:t>chỉ kê khai nếu chủ sở hữu là nhà đầu tư nước ngoài</w:t>
       </w:r>
-      <w:proofErr w:type="gramStart"/>
       <w:r>
         <w:rPr>
           <w:rFonts w:ascii="Times New Roman" w:eastAsia="Times New Roman" w:hAnsi="Times New Roman" w:cs="Times New Roman"/>
@@ -8144,7 +7808,6 @@
         </w:rPr>
         <w:t>):</w:t>
       </w:r>
-      <w:proofErr w:type="gramEnd"/>
     </w:p>
     <w:p>
       <w:pPr>
@@ -8170,27 +7833,7 @@
           <w:szCs w:val="26"/>
           <w:lang w:val="fr-FR" w:eastAsia="zh-CN"/>
         </w:rPr>
-        <w:t xml:space="preserve">Mã số dự </w:t>
-      </w:r>
-      <w:proofErr w:type="gramStart"/>
-      <w:r>
-        <w:rPr>
-          <w:rFonts w:ascii="Times New Roman" w:eastAsia="Times New Roman" w:hAnsi="Times New Roman" w:cs="Times New Roman"/>
-          <w:sz w:val="26"/>
-          <w:szCs w:val="26"/>
-          <w:lang w:val="fr-FR" w:eastAsia="zh-CN"/>
-        </w:rPr>
-        <w:t>án:</w:t>
-      </w:r>
-      <w:proofErr w:type="gramEnd"/>
-      <w:r>
-        <w:rPr>
-          <w:rFonts w:ascii="Times New Roman" w:eastAsia="Times New Roman" w:hAnsi="Times New Roman" w:cs="Times New Roman"/>
-          <w:sz w:val="26"/>
-          <w:szCs w:val="26"/>
-          <w:lang w:val="fr-FR" w:eastAsia="zh-CN"/>
-        </w:rPr>
-        <w:t xml:space="preserve"> </w:t>
+        <w:t xml:space="preserve">Mã số dự án: </w:t>
       </w:r>
       <w:r>
         <w:rPr>
@@ -8228,27 +7871,7 @@
           <w:szCs w:val="26"/>
           <w:lang w:val="fr-FR" w:eastAsia="zh-CN"/>
         </w:rPr>
-        <w:t xml:space="preserve">Ngày </w:t>
-      </w:r>
-      <w:proofErr w:type="gramStart"/>
-      <w:r>
-        <w:rPr>
-          <w:rFonts w:ascii="Times New Roman" w:eastAsia="Times New Roman" w:hAnsi="Times New Roman" w:cs="Times New Roman"/>
-          <w:sz w:val="26"/>
-          <w:szCs w:val="26"/>
-          <w:lang w:val="fr-FR" w:eastAsia="zh-CN"/>
-        </w:rPr>
-        <w:t>cấp:</w:t>
-      </w:r>
-      <w:proofErr w:type="gramEnd"/>
-      <w:r>
-        <w:rPr>
-          <w:rFonts w:ascii="Times New Roman" w:eastAsia="Times New Roman" w:hAnsi="Times New Roman" w:cs="Times New Roman"/>
-          <w:sz w:val="26"/>
-          <w:szCs w:val="26"/>
-          <w:lang w:val="fr-FR" w:eastAsia="zh-CN"/>
-        </w:rPr>
-        <w:t xml:space="preserve"> </w:t>
+        <w:t xml:space="preserve">Ngày cấp: </w:t>
       </w:r>
       <w:r>
         <w:rPr>
@@ -8319,21 +7942,7 @@
           <w:szCs w:val="26"/>
           <w:lang w:val="fr-FR" w:eastAsia="zh-CN"/>
         </w:rPr>
-        <w:t xml:space="preserve">b) Đối với chủ sở hữu là tổ </w:t>
-      </w:r>
-      <w:proofErr w:type="gramStart"/>
-      <w:r>
-        <w:rPr>
-          <w:rFonts w:ascii="Times New Roman" w:eastAsia="Times New Roman" w:hAnsi="Times New Roman" w:cs="Times New Roman"/>
-          <w:b/>
-          <w:bCs/>
-          <w:i/>
-          <w:iCs/>
-          <w:sz w:val="26"/>
-          <w:szCs w:val="26"/>
-          <w:lang w:val="fr-FR" w:eastAsia="zh-CN"/>
-        </w:rPr>
-        <w:t>chức</w:t>
+        <w:t>b) Đối với chủ sở hữu là tổ chức</w:t>
       </w:r>
       <w:r>
         <w:rPr>
@@ -8346,7 +7955,6 @@
         </w:rPr>
         <w:t>:</w:t>
       </w:r>
-      <w:proofErr w:type="gramEnd"/>
     </w:p>
     <w:p>
       <w:pPr>
@@ -8371,19 +7979,8 @@
           <w:szCs w:val="26"/>
           <w:lang w:val="fr-FR" w:eastAsia="zh-CN"/>
         </w:rPr>
-        <w:t xml:space="preserve">- Thông tin về chủ sở </w:t>
-      </w:r>
-      <w:proofErr w:type="gramStart"/>
-      <w:r>
-        <w:rPr>
-          <w:rFonts w:ascii="Times New Roman" w:eastAsia="Times New Roman" w:hAnsi="Times New Roman" w:cs="Times New Roman"/>
-          <w:sz w:val="26"/>
-          <w:szCs w:val="26"/>
-          <w:lang w:val="fr-FR" w:eastAsia="zh-CN"/>
-        </w:rPr>
-        <w:t>hữu:</w:t>
-      </w:r>
-      <w:proofErr w:type="gramEnd"/>
+        <w:t>- Thông tin về chủ sở hữu:</w:t>
+      </w:r>
     </w:p>
     <w:p>
       <w:pPr>
@@ -8789,7 +8386,6 @@
         </w:rPr>
         <w:t>nếu có</w:t>
       </w:r>
-      <w:proofErr w:type="gramStart"/>
       <w:r>
         <w:rPr>
           <w:rFonts w:ascii="Times New Roman" w:eastAsia="Times New Roman" w:hAnsi="Times New Roman" w:cs="Times New Roman"/>
@@ -8797,17 +8393,7 @@
           <w:szCs w:val="26"/>
           <w:lang w:val="fr-FR" w:eastAsia="zh-CN"/>
         </w:rPr>
-        <w:t>):</w:t>
-      </w:r>
-      <w:proofErr w:type="gramEnd"/>
-      <w:r>
-        <w:rPr>
-          <w:rFonts w:ascii="Times New Roman" w:eastAsia="Times New Roman" w:hAnsi="Times New Roman" w:cs="Times New Roman"/>
-          <w:sz w:val="26"/>
-          <w:szCs w:val="26"/>
-          <w:lang w:val="fr-FR" w:eastAsia="zh-CN"/>
-        </w:rPr>
-        <w:t xml:space="preserve"> ………………………..</w:t>
+        <w:t>): ………………………..</w:t>
       </w:r>
       <w:r>
         <w:rPr>
@@ -8829,7 +8415,6 @@
         </w:rPr>
         <w:t>nếu có</w:t>
       </w:r>
-      <w:proofErr w:type="gramStart"/>
       <w:r>
         <w:rPr>
           <w:rFonts w:ascii="Times New Roman" w:eastAsia="Times New Roman" w:hAnsi="Times New Roman" w:cs="Times New Roman"/>
@@ -8837,17 +8422,7 @@
           <w:szCs w:val="26"/>
           <w:lang w:val="fr-FR" w:eastAsia="zh-CN"/>
         </w:rPr>
-        <w:t>):</w:t>
-      </w:r>
-      <w:proofErr w:type="gramEnd"/>
-      <w:r>
-        <w:rPr>
-          <w:rFonts w:ascii="Times New Roman" w:eastAsia="Times New Roman" w:hAnsi="Times New Roman" w:cs="Times New Roman"/>
-          <w:sz w:val="26"/>
-          <w:szCs w:val="26"/>
-          <w:lang w:val="fr-FR" w:eastAsia="zh-CN"/>
-        </w:rPr>
-        <w:t xml:space="preserve"> …………</w:t>
+        <w:t>): …………</w:t>
       </w:r>
     </w:p>
     <w:p>
@@ -8902,20 +8477,8 @@
           <w:lang w:val="fr-FR" w:eastAsia="zh-CN"/>
         </w:rPr>
         <w:lastRenderedPageBreak/>
-        <w:t xml:space="preserve">- Thông tin về người đại diện theo pháp luật/người đại diện theo uỷ quyền của chủ sở </w:t>
-      </w:r>
-      <w:proofErr w:type="gramStart"/>
-      <w:r>
-        <w:rPr>
-          <w:rFonts w:ascii="Times New Roman" w:eastAsia="Times New Roman" w:hAnsi="Times New Roman" w:cs="Times New Roman"/>
-          <w:spacing w:val="-8"/>
-          <w:sz w:val="26"/>
-          <w:szCs w:val="26"/>
-          <w:lang w:val="fr-FR" w:eastAsia="zh-CN"/>
-        </w:rPr>
-        <w:t>hữu:</w:t>
-      </w:r>
-      <w:proofErr w:type="gramEnd"/>
+        <w:t>- Thông tin về người đại diện theo pháp luật/người đại diện theo uỷ quyền của chủ sở hữu:</w:t>
+      </w:r>
     </w:p>
     <w:tbl>
       <w:tblPr>
@@ -10224,7 +9787,6 @@
         </w:rPr>
         <w:t>chỉ kê khai nếu chủ sở hữu là nhà đầu tư nước ngoài</w:t>
       </w:r>
-      <w:proofErr w:type="gramStart"/>
       <w:r>
         <w:rPr>
           <w:rFonts w:ascii="Times New Roman" w:eastAsia="Times New Roman" w:hAnsi="Times New Roman" w:cs="Times New Roman"/>
@@ -10244,7 +9806,6 @@
         </w:rPr>
         <w:t>:</w:t>
       </w:r>
-      <w:proofErr w:type="gramEnd"/>
     </w:p>
     <w:p>
       <w:pPr>
@@ -10270,27 +9831,7 @@
           <w:szCs w:val="26"/>
           <w:lang w:val="fr-FR" w:eastAsia="zh-CN"/>
         </w:rPr>
-        <w:t xml:space="preserve">Mã số dự </w:t>
-      </w:r>
-      <w:proofErr w:type="gramStart"/>
-      <w:r>
-        <w:rPr>
-          <w:rFonts w:ascii="Times New Roman" w:eastAsia="Times New Roman" w:hAnsi="Times New Roman" w:cs="Times New Roman"/>
-          <w:sz w:val="26"/>
-          <w:szCs w:val="26"/>
-          <w:lang w:val="fr-FR" w:eastAsia="zh-CN"/>
-        </w:rPr>
-        <w:t>án:…</w:t>
-      </w:r>
-      <w:proofErr w:type="gramEnd"/>
-      <w:r>
-        <w:rPr>
-          <w:rFonts w:ascii="Times New Roman" w:eastAsia="Times New Roman" w:hAnsi="Times New Roman" w:cs="Times New Roman"/>
-          <w:sz w:val="26"/>
-          <w:szCs w:val="26"/>
-          <w:lang w:val="fr-FR" w:eastAsia="zh-CN"/>
-        </w:rPr>
-        <w:t>……………………………………………………………</w:t>
+        <w:t>Mã số dự án:………………………………………………………………</w:t>
       </w:r>
     </w:p>
     <w:p>
@@ -10319,27 +9860,7 @@
           <w:szCs w:val="26"/>
           <w:lang w:val="fr-FR" w:eastAsia="zh-CN"/>
         </w:rPr>
-        <w:t xml:space="preserve">Ngày </w:t>
-      </w:r>
-      <w:proofErr w:type="gramStart"/>
-      <w:r>
-        <w:rPr>
-          <w:rFonts w:ascii="Times New Roman" w:eastAsia="Times New Roman" w:hAnsi="Times New Roman" w:cs="Times New Roman"/>
-          <w:sz w:val="26"/>
-          <w:szCs w:val="26"/>
-          <w:lang w:val="fr-FR" w:eastAsia="zh-CN"/>
-        </w:rPr>
-        <w:t>cấp:</w:t>
-      </w:r>
-      <w:proofErr w:type="gramEnd"/>
-      <w:r>
-        <w:rPr>
-          <w:rFonts w:ascii="Times New Roman" w:eastAsia="Times New Roman" w:hAnsi="Times New Roman" w:cs="Times New Roman"/>
-          <w:sz w:val="26"/>
-          <w:szCs w:val="26"/>
-          <w:lang w:val="fr-FR" w:eastAsia="zh-CN"/>
-        </w:rPr>
-        <w:t xml:space="preserve"> </w:t>
+        <w:t xml:space="preserve">Ngày cấp: </w:t>
       </w:r>
       <w:r>
         <w:rPr>
@@ -10427,20 +9948,8 @@
           <w:szCs w:val="26"/>
           <w:lang w:val="fr-FR" w:eastAsia="zh-CN"/>
         </w:rPr>
-        <w:t xml:space="preserve">Mô hình tổ chức công </w:t>
-      </w:r>
-      <w:proofErr w:type="gramStart"/>
-      <w:r>
-        <w:rPr>
-          <w:rFonts w:ascii="Times New Roman" w:eastAsia="Times New Roman" w:hAnsi="Times New Roman" w:cs="Times New Roman"/>
-          <w:spacing w:val="-2"/>
-          <w:sz w:val="26"/>
-          <w:szCs w:val="26"/>
-          <w:lang w:val="fr-FR" w:eastAsia="zh-CN"/>
-        </w:rPr>
-        <w:t>ty:</w:t>
-      </w:r>
-      <w:proofErr w:type="gramEnd"/>
+        <w:t>Mô hình tổ chức công ty:</w:t>
+      </w:r>
     </w:p>
     <w:tbl>
       <w:tblPr>
@@ -10575,7 +10084,7 @@
                     </wp:anchor>
                   </w:drawing>
                 </mc:Choice>
-                <mc:Fallback xmlns:cx1="http://schemas.microsoft.com/office/drawing/2015/9/8/chartex">
+                <mc:Fallback>
                   <w:pict>
                     <v:rect w14:anchorId="0B75D8C4" id="Rectangle 120" o:spid="_x0000_s1026" style="position:absolute;margin-left:-2.05pt;margin-top:7.4pt;width:22.55pt;height:18.8pt;z-index:251664384;visibility:visible;mso-wrap-style:none;mso-width-percent:0;mso-height-percent:0;mso-wrap-distance-left:9pt;mso-wrap-distance-top:0;mso-wrap-distance-right:9pt;mso-wrap-distance-bottom:0;mso-position-horizontal:absolute;mso-position-horizontal-relative:text;mso-position-vertical:absolute;mso-position-vertical-relative:text;mso-width-percent:0;mso-height-percent:0;mso-width-relative:page;mso-height-relative:page;v-text-anchor:middle" o:gfxdata="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" strokeweight=".26mm">
                       <v:stroke endcap="square"/>
@@ -10706,7 +10215,7 @@
                     </wp:anchor>
                   </w:drawing>
                 </mc:Choice>
-                <mc:Fallback xmlns:cx1="http://schemas.microsoft.com/office/drawing/2015/9/8/chartex">
+                <mc:Fallback>
                   <w:pict>
                     <v:rect w14:anchorId="3A0496DE" id="Rectangle 119" o:spid="_x0000_s1026" style="position:absolute;margin-left:-2pt;margin-top:5.1pt;width:22.5pt;height:18.15pt;z-index:251665408;visibility:visible;mso-wrap-style:none;mso-width-percent:0;mso-height-percent:0;mso-wrap-distance-left:9pt;mso-wrap-distance-top:0;mso-wrap-distance-right:9pt;mso-wrap-distance-bottom:0;mso-position-horizontal:absolute;mso-position-horizontal-relative:text;mso-position-vertical:absolute;mso-position-vertical-relative:text;mso-width-percent:0;mso-height-percent:0;mso-width-relative:page;mso-height-relative:page;v-text-anchor:middle" o:gfxdata="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" strokeweight=".26mm">
                       <v:stroke endcap="square"/>
@@ -10744,31 +10253,18 @@
           <w:szCs w:val="26"/>
           <w:lang w:val="fr-FR" w:eastAsia="zh-CN"/>
         </w:rPr>
-        <w:t xml:space="preserve">6. Vốn điều </w:t>
-      </w:r>
-      <w:proofErr w:type="gramStart"/>
+        <w:t>6. Vốn điều lệ</w:t>
+      </w:r>
       <w:r>
         <w:rPr>
           <w:rFonts w:ascii="Times New Roman" w:eastAsia="Times New Roman" w:hAnsi="Times New Roman" w:cs="Times New Roman"/>
           <w:b/>
-          <w:bCs/>
           <w:sz w:val="26"/>
           <w:szCs w:val="26"/>
           <w:lang w:val="fr-FR" w:eastAsia="zh-CN"/>
         </w:rPr>
-        <w:t>lệ</w:t>
-      </w:r>
-      <w:r>
-        <w:rPr>
-          <w:rFonts w:ascii="Times New Roman" w:eastAsia="Times New Roman" w:hAnsi="Times New Roman" w:cs="Times New Roman"/>
-          <w:b/>
-          <w:sz w:val="26"/>
-          <w:szCs w:val="26"/>
-          <w:lang w:val="fr-FR" w:eastAsia="zh-CN"/>
-        </w:rPr>
         <w:t>:</w:t>
       </w:r>
-      <w:proofErr w:type="gramEnd"/>
     </w:p>
     <w:p>
       <w:pPr>
@@ -10804,31 +10300,25 @@
           <w:szCs w:val="26"/>
           <w:lang w:val="fr-FR" w:eastAsia="zh-CN"/>
         </w:rPr>
-        <w:t xml:space="preserve">bằng </w:t>
-      </w:r>
-      <w:proofErr w:type="gramStart"/>
-      <w:r>
-        <w:rPr>
-          <w:rFonts w:ascii="Times New Roman" w:eastAsia="Times New Roman" w:hAnsi="Times New Roman" w:cs="Times New Roman"/>
-          <w:i/>
-          <w:iCs/>
+        <w:t>bằng số; VNĐ</w:t>
+      </w:r>
+      <w:r>
+        <w:rPr>
+          <w:rFonts w:ascii="Times New Roman" w:eastAsia="Times New Roman" w:hAnsi="Times New Roman" w:cs="Times New Roman"/>
           <w:sz w:val="26"/>
           <w:szCs w:val="26"/>
           <w:lang w:val="fr-FR" w:eastAsia="zh-CN"/>
         </w:rPr>
-        <w:t>số;</w:t>
-      </w:r>
-      <w:proofErr w:type="gramEnd"/>
-      <w:r>
-        <w:rPr>
-          <w:rFonts w:ascii="Times New Roman" w:eastAsia="Times New Roman" w:hAnsi="Times New Roman" w:cs="Times New Roman"/>
-          <w:i/>
-          <w:iCs/>
+        <w:t xml:space="preserve">): </w:t>
+      </w:r>
+      <w:r>
+        <w:rPr>
+          <w:rFonts w:ascii="Times New Roman" w:eastAsia="Times New Roman" w:hAnsi="Times New Roman" w:cs="Times New Roman"/>
           <w:sz w:val="26"/>
           <w:szCs w:val="26"/>
           <w:lang w:val="fr-FR" w:eastAsia="zh-CN"/>
         </w:rPr>
-        <w:t xml:space="preserve"> VNĐ</w:t>
+        <w:t>3</w:t>
       </w:r>
       <w:r>
         <w:rPr>
@@ -10837,7 +10327,7 @@
           <w:szCs w:val="26"/>
           <w:lang w:val="fr-FR" w:eastAsia="zh-CN"/>
         </w:rPr>
-        <w:t xml:space="preserve">): </w:t>
+        <w:t>.</w:t>
       </w:r>
       <w:r>
         <w:rPr>
@@ -10846,25 +10336,7 @@
           <w:szCs w:val="26"/>
           <w:lang w:val="fr-FR" w:eastAsia="zh-CN"/>
         </w:rPr>
-        <w:t>1</w:t>
-      </w:r>
-      <w:r>
-        <w:rPr>
-          <w:rFonts w:ascii="Times New Roman" w:eastAsia="Times New Roman" w:hAnsi="Times New Roman" w:cs="Times New Roman"/>
-          <w:sz w:val="26"/>
-          <w:szCs w:val="26"/>
-          <w:lang w:val="fr-FR" w:eastAsia="zh-CN"/>
-        </w:rPr>
-        <w:t>.</w:t>
-      </w:r>
-      <w:r>
-        <w:rPr>
-          <w:rFonts w:ascii="Times New Roman" w:eastAsia="Times New Roman" w:hAnsi="Times New Roman" w:cs="Times New Roman"/>
-          <w:sz w:val="26"/>
-          <w:szCs w:val="26"/>
-          <w:lang w:val="fr-FR" w:eastAsia="zh-CN"/>
-        </w:rPr>
-        <w:t>5</w:t>
+        <w:t>0</w:t>
       </w:r>
       <w:r>
         <w:rPr>
@@ -10957,10 +10429,8 @@
           <w:szCs w:val="26"/>
           <w:lang w:val="fr-FR" w:eastAsia="zh-CN"/>
         </w:rPr>
-        <w:t>Một tỷ năm</w:t>
-      </w:r>
-      <w:bookmarkStart w:id="0" w:name="_GoBack"/>
-      <w:bookmarkEnd w:id="0"/>
+        <w:t>Ba tỷ</w:t>
+      </w:r>
       <w:r>
         <w:rPr>
           <w:rFonts w:ascii="Times New Roman" w:eastAsia="Times New Roman" w:hAnsi="Times New Roman" w:cs="Times New Roman"/>
@@ -10968,7 +10438,7 @@
           <w:szCs w:val="26"/>
           <w:lang w:val="fr-FR" w:eastAsia="zh-CN"/>
         </w:rPr>
-        <w:t xml:space="preserve"> trăm triệu đồng</w:t>
+        <w:t xml:space="preserve"> đồng</w:t>
       </w:r>
     </w:p>
     <w:p>
@@ -11008,7 +10478,6 @@
         </w:rPr>
         <w:t>nếu có, bằng số, loại ngoại tệ</w:t>
       </w:r>
-      <w:proofErr w:type="gramStart"/>
       <w:r>
         <w:rPr>
           <w:rFonts w:ascii="Times New Roman" w:eastAsia="Times New Roman" w:hAnsi="Times New Roman" w:cs="Times New Roman"/>
@@ -11019,7 +10488,6 @@
         </w:rPr>
         <w:t>):</w:t>
       </w:r>
-      <w:proofErr w:type="gramEnd"/>
       <w:r>
         <w:rPr>
           <w:rFonts w:ascii="Times New Roman" w:eastAsia="Times New Roman" w:hAnsi="Times New Roman" w:cs="Times New Roman"/>
@@ -11075,20 +10543,8 @@
           <w:szCs w:val="26"/>
           <w:lang w:val="fr-FR" w:eastAsia="zh-CN"/>
         </w:rPr>
-        <w:t xml:space="preserve">trên Giấy chứng nhận đăng ký doanh nghiệp hay </w:t>
-      </w:r>
-      <w:proofErr w:type="gramStart"/>
-      <w:r>
-        <w:rPr>
-          <w:rFonts w:ascii="Times New Roman" w:eastAsia="Times New Roman" w:hAnsi="Times New Roman" w:cs="Times New Roman"/>
-          <w:spacing w:val="-8"/>
-          <w:sz w:val="26"/>
-          <w:szCs w:val="26"/>
-          <w:lang w:val="fr-FR" w:eastAsia="zh-CN"/>
-        </w:rPr>
-        <w:t>không?</w:t>
-      </w:r>
-      <w:proofErr w:type="gramEnd"/>
+        <w:t>trên Giấy chứng nhận đăng ký doanh nghiệp hay không?</w:t>
+      </w:r>
     </w:p>
     <w:p>
       <w:pPr>
@@ -11270,7 +10726,7 @@
               </wp:anchor>
             </w:drawing>
           </mc:Choice>
-          <mc:Fallback xmlns:cx1="http://schemas.microsoft.com/office/drawing/2015/9/8/chartex">
+          <mc:Fallback>
             <w:pict>
               <v:rect w14:anchorId="2C66CF00" id="Rectangle 117" o:spid="_x0000_s1026" style="position:absolute;margin-left:49.65pt;margin-top:5.45pt;width:19.5pt;height:16.5pt;z-index:251686912;visibility:visible;mso-wrap-style:square;mso-width-percent:0;mso-height-percent:0;mso-wrap-distance-left:9pt;mso-wrap-distance-top:0;mso-wrap-distance-right:9pt;mso-wrap-distance-bottom:0;mso-position-horizontal:absolute;mso-position-horizontal-relative:text;mso-position-vertical:absolute;mso-position-vertical-relative:text;mso-width-percent:0;mso-height-percent:0;mso-width-relative:page;mso-height-relative:page;v-text-anchor:top" o:gfxdata="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"/>
             </w:pict>
@@ -11350,21 +10806,8 @@
           <w:lang w:val="fr-FR" w:eastAsia="zh-CN"/>
         </w:rPr>
         <w:lastRenderedPageBreak/>
-        <w:t xml:space="preserve">7. Nguồn vốn điều </w:t>
-      </w:r>
-      <w:proofErr w:type="gramStart"/>
-      <w:r>
-        <w:rPr>
-          <w:rFonts w:ascii="Times New Roman" w:eastAsia="Times New Roman" w:hAnsi="Times New Roman" w:cs="Times New Roman"/>
-          <w:b/>
-          <w:bCs/>
-          <w:sz w:val="26"/>
-          <w:szCs w:val="26"/>
-          <w:lang w:val="fr-FR" w:eastAsia="zh-CN"/>
-        </w:rPr>
-        <w:t>lệ:</w:t>
-      </w:r>
-      <w:proofErr w:type="gramEnd"/>
+        <w:t>7. Nguồn vốn điều lệ:</w:t>
+      </w:r>
     </w:p>
     <w:p>
       <w:pPr>
@@ -11709,34 +11152,16 @@
                 <w:szCs w:val="26"/>
                 <w:lang w:eastAsia="zh-CN"/>
               </w:rPr>
-              <w:t>1</w:t>
-            </w:r>
-            <w:r>
-              <w:rPr>
-                <w:rFonts w:ascii="Times New Roman" w:eastAsia="Times New Roman" w:hAnsi="Times New Roman" w:cs="Times New Roman"/>
-                <w:sz w:val="26"/>
-                <w:szCs w:val="26"/>
-                <w:lang w:eastAsia="zh-CN"/>
-              </w:rPr>
-              <w:t>.</w:t>
-            </w:r>
-            <w:r>
-              <w:rPr>
-                <w:rFonts w:ascii="Times New Roman" w:eastAsia="Times New Roman" w:hAnsi="Times New Roman" w:cs="Times New Roman"/>
-                <w:sz w:val="26"/>
-                <w:szCs w:val="26"/>
-                <w:lang w:eastAsia="zh-CN"/>
-              </w:rPr>
-              <w:t>5</w:t>
-            </w:r>
-            <w:r>
-              <w:rPr>
-                <w:rFonts w:ascii="Times New Roman" w:eastAsia="Times New Roman" w:hAnsi="Times New Roman" w:cs="Times New Roman"/>
-                <w:sz w:val="26"/>
-                <w:szCs w:val="26"/>
-                <w:lang w:eastAsia="zh-CN"/>
-              </w:rPr>
-              <w:t>00.000.000 VNĐ</w:t>
+              <w:t xml:space="preserve">3.000.000.000 </w:t>
+            </w:r>
+            <w:r>
+              <w:rPr>
+                <w:rFonts w:ascii="Times New Roman" w:eastAsia="Times New Roman" w:hAnsi="Times New Roman" w:cs="Times New Roman"/>
+                <w:sz w:val="26"/>
+                <w:szCs w:val="26"/>
+                <w:lang w:eastAsia="zh-CN"/>
+              </w:rPr>
+              <w:t>VNĐ</w:t>
             </w:r>
           </w:p>
         </w:tc>
@@ -12012,43 +11437,7 @@
                 <w:szCs w:val="26"/>
                 <w:lang w:eastAsia="zh-CN"/>
               </w:rPr>
-              <w:t>1</w:t>
-            </w:r>
-            <w:r>
-              <w:rPr>
-                <w:rFonts w:ascii="Times New Roman" w:eastAsia="Times New Roman" w:hAnsi="Times New Roman" w:cs="Times New Roman"/>
-                <w:sz w:val="26"/>
-                <w:szCs w:val="26"/>
-                <w:lang w:eastAsia="zh-CN"/>
-              </w:rPr>
-              <w:t>.</w:t>
-            </w:r>
-            <w:r>
-              <w:rPr>
-                <w:rFonts w:ascii="Times New Roman" w:eastAsia="Times New Roman" w:hAnsi="Times New Roman" w:cs="Times New Roman"/>
-                <w:sz w:val="26"/>
-                <w:szCs w:val="26"/>
-                <w:lang w:eastAsia="zh-CN"/>
-              </w:rPr>
-              <w:t>5</w:t>
-            </w:r>
-            <w:r>
-              <w:rPr>
-                <w:rFonts w:ascii="Times New Roman" w:eastAsia="Times New Roman" w:hAnsi="Times New Roman" w:cs="Times New Roman"/>
-                <w:sz w:val="26"/>
-                <w:szCs w:val="26"/>
-                <w:lang w:eastAsia="zh-CN"/>
-              </w:rPr>
-              <w:t>00.000.000</w:t>
-            </w:r>
-            <w:r>
-              <w:rPr>
-                <w:rFonts w:ascii="Times New Roman" w:eastAsia="Times New Roman" w:hAnsi="Times New Roman" w:cs="Times New Roman"/>
-                <w:sz w:val="26"/>
-                <w:szCs w:val="26"/>
-                <w:lang w:eastAsia="zh-CN"/>
-              </w:rPr>
-              <w:t xml:space="preserve"> </w:t>
+              <w:t xml:space="preserve">3.000.000.000 </w:t>
             </w:r>
             <w:r>
               <w:rPr>
@@ -12473,25 +11862,7 @@
                 <w:szCs w:val="26"/>
                 <w:lang w:eastAsia="zh-CN"/>
               </w:rPr>
-              <w:t>1.5</w:t>
-            </w:r>
-            <w:r>
-              <w:rPr>
-                <w:rFonts w:ascii="Times New Roman" w:eastAsia="Times New Roman" w:hAnsi="Times New Roman" w:cs="Times New Roman"/>
-                <w:sz w:val="26"/>
-                <w:szCs w:val="26"/>
-                <w:lang w:eastAsia="zh-CN"/>
-              </w:rPr>
-              <w:t>00.000.000</w:t>
-            </w:r>
-            <w:r>
-              <w:rPr>
-                <w:rFonts w:ascii="Times New Roman" w:eastAsia="Times New Roman" w:hAnsi="Times New Roman" w:cs="Times New Roman"/>
-                <w:sz w:val="26"/>
-                <w:szCs w:val="26"/>
-                <w:lang w:eastAsia="zh-CN"/>
-              </w:rPr>
-              <w:t xml:space="preserve"> </w:t>
+              <w:t xml:space="preserve">3.000.000.000 </w:t>
             </w:r>
             <w:r>
               <w:rPr>
@@ -13216,25 +12587,7 @@
                 <w:szCs w:val="26"/>
                 <w:lang w:eastAsia="zh-CN"/>
               </w:rPr>
-              <w:t>1.5</w:t>
-            </w:r>
-            <w:r>
-              <w:rPr>
-                <w:rFonts w:ascii="Times New Roman" w:eastAsia="Times New Roman" w:hAnsi="Times New Roman" w:cs="Times New Roman"/>
-                <w:sz w:val="26"/>
-                <w:szCs w:val="26"/>
-                <w:lang w:eastAsia="zh-CN"/>
-              </w:rPr>
-              <w:t>00.000.000</w:t>
-            </w:r>
-            <w:r>
-              <w:rPr>
-                <w:rFonts w:ascii="Times New Roman" w:eastAsia="Times New Roman" w:hAnsi="Times New Roman" w:cs="Times New Roman"/>
-                <w:sz w:val="26"/>
-                <w:szCs w:val="26"/>
-                <w:lang w:eastAsia="zh-CN"/>
-              </w:rPr>
-              <w:t xml:space="preserve"> </w:t>
+              <w:t xml:space="preserve">3.000.000.000 </w:t>
             </w:r>
             <w:r>
               <w:rPr>
@@ -13407,7 +12760,7 @@
           <w:sz w:val="26"/>
           <w:szCs w:val="26"/>
         </w:rPr>
-        <w:t>YIN, TINGTING</w:t>
+        <w:t>HUANG, QIANG</w:t>
       </w:r>
     </w:p>
     <w:p>
@@ -13440,7 +12793,7 @@
           <w:sz w:val="26"/>
           <w:szCs w:val="26"/>
         </w:rPr>
-        <w:t>22/12/1983</w:t>
+        <w:t>21/12/1994</w:t>
       </w:r>
     </w:p>
     <w:p>
@@ -13483,7 +12836,7 @@
           <w:szCs w:val="26"/>
           <w:lang w:eastAsia="zh-CN"/>
         </w:rPr>
-        <w:t>ữ</w:t>
+        <w:t>am</w:t>
       </w:r>
     </w:p>
     <w:p>
@@ -13614,7 +12967,7 @@
           <w:sz w:val="26"/>
           <w:szCs w:val="26"/>
         </w:rPr>
-        <w:t>Căn A30-A31 khu nhà ở Hoàng Mai, tổ 5, Khu Phố 7</w:t>
+        <w:t>Số A12-A13 khu nhà ở Hoàng Mai, đường DT 747A, tổ 5, khu phố Uyên Hưng 7</w:t>
       </w:r>
     </w:p>
     <w:p>
@@ -13787,7 +13140,16 @@
           <w:szCs w:val="26"/>
           <w:lang w:eastAsia="zh-CN"/>
         </w:rPr>
-        <w:t xml:space="preserve">0372609850 </w:t>
+        <w:t xml:space="preserve"> </w:t>
+      </w:r>
+      <w:r>
+        <w:rPr>
+          <w:rFonts w:ascii="Times New Roman" w:eastAsia="Times New Roman" w:hAnsi="Times New Roman" w:cs="Times New Roman"/>
+          <w:sz w:val="26"/>
+          <w:szCs w:val="26"/>
+          <w:lang w:eastAsia="zh-CN"/>
+        </w:rPr>
+        <w:t xml:space="preserve"> </w:t>
       </w:r>
       <w:r>
         <w:rPr>
@@ -13902,7 +13264,7 @@
       <w:tr>
         <w:tc>
           <w:tcPr>
-            <w:tcW w:w="9288" w:type="dxa"/>
+            <w:tcW w:w="9016" w:type="dxa"/>
           </w:tcPr>
           <w:p>
             <w:pPr>
@@ -14005,7 +13367,7 @@
                 <w:sz w:val="26"/>
                 <w:szCs w:val="26"/>
               </w:rPr>
-              <w:t>EJ3635443</w:t>
+              <w:t>EJ6843161</w:t>
             </w:r>
           </w:p>
           <w:p>
@@ -14031,23 +13393,23 @@
                 <w:sz w:val="26"/>
                 <w:szCs w:val="26"/>
               </w:rPr>
-              <w:t>11/01/2023</w:t>
-            </w:r>
-            <w:r>
-              <w:rPr>
-                <w:rFonts w:ascii="Times New Roman" w:eastAsia="Calibri" w:hAnsi="Times New Roman" w:cs="Times New Roman"/>
-                <w:sz w:val="26"/>
-                <w:szCs w:val="26"/>
-              </w:rPr>
-              <w:t xml:space="preserve"> Nơi cấp: </w:t>
-            </w:r>
-            <w:r>
-              <w:rPr>
-                <w:rFonts w:ascii="Times New Roman" w:eastAsia="Calibri" w:hAnsi="Times New Roman" w:cs="Times New Roman"/>
-                <w:sz w:val="26"/>
-                <w:szCs w:val="26"/>
-              </w:rPr>
-              <w:t>Cục Quản lý Xuất nhập cảnh Quốc gia Cộng hòa Nhân dân Trung Hoa</w:t>
+              <w:t xml:space="preserve">16/02/2023 </w:t>
+            </w:r>
+            <w:r>
+              <w:rPr>
+                <w:rFonts w:ascii="Times New Roman" w:eastAsia="Calibri" w:hAnsi="Times New Roman" w:cs="Times New Roman"/>
+                <w:sz w:val="26"/>
+                <w:szCs w:val="26"/>
+              </w:rPr>
+              <w:t xml:space="preserve">Nơi cấp: </w:t>
+            </w:r>
+            <w:r>
+              <w:rPr>
+                <w:rFonts w:ascii="Times New Roman" w:eastAsia="Calibri" w:hAnsi="Times New Roman" w:cs="Times New Roman"/>
+                <w:sz w:val="26"/>
+                <w:szCs w:val="26"/>
+              </w:rPr>
+              <w:t>Tổng Lãnh sự quán CHND Trung Hoa tại Thành phố Hồ Chí Minh</w:t>
             </w:r>
             <w:r>
               <w:rPr>
@@ -14117,15 +13479,7 @@
                 <w:sz w:val="26"/>
                 <w:szCs w:val="26"/>
               </w:rPr>
-              <w:t>Số 1, Làng tự nhiên Xiaoyan, Ủy ban thôn Xinpu, thị trấn Wujiang, huyệ</w:t>
-            </w:r>
-            <w:r>
-              <w:rPr>
-                <w:rFonts w:ascii="Times New Roman" w:eastAsia="Calibri" w:hAnsi="Times New Roman" w:cs="Times New Roman"/>
-                <w:sz w:val="26"/>
-                <w:szCs w:val="26"/>
-              </w:rPr>
-              <w:t>n He</w:t>
+              <w:t>Số 55, Tổ 8, Làng Đặng Long, Thị trấn Puguang</w:t>
             </w:r>
           </w:p>
           <w:p>
@@ -14152,7 +13506,7 @@
                 <w:sz w:val="26"/>
                 <w:szCs w:val="26"/>
               </w:rPr>
-              <w:t>thành phố Maanshan</w:t>
+              <w:t>Huyện Tuyên Hán</w:t>
             </w:r>
           </w:p>
           <w:p>
@@ -14179,7 +13533,911 @@
                 <w:sz w:val="26"/>
                 <w:szCs w:val="26"/>
               </w:rPr>
-              <w:t>tỉnh Anhui</w:t>
+              <w:t>Tỉnh Tứ Xuyên</w:t>
+            </w:r>
+          </w:p>
+          <w:p>
+            <w:pPr>
+              <w:spacing w:after="120"/>
+              <w:ind w:firstLine="591"/>
+              <w:rPr>
+                <w:rFonts w:ascii="Times New Roman" w:eastAsia="Calibri" w:hAnsi="Times New Roman" w:cs="Times New Roman"/>
+                <w:sz w:val="26"/>
+                <w:szCs w:val="26"/>
+              </w:rPr>
+            </w:pPr>
+            <w:r>
+              <w:rPr>
+                <w:rFonts w:ascii="Times New Roman" w:eastAsia="Calibri" w:hAnsi="Times New Roman" w:cs="Times New Roman"/>
+                <w:sz w:val="26"/>
+                <w:szCs w:val="26"/>
+              </w:rPr>
+              <w:t xml:space="preserve">Quốc gia: </w:t>
+            </w:r>
+            <w:r>
+              <w:rPr>
+                <w:rFonts w:ascii="Times New Roman" w:eastAsia="Calibri" w:hAnsi="Times New Roman" w:cs="Times New Roman"/>
+                <w:sz w:val="26"/>
+                <w:szCs w:val="26"/>
+              </w:rPr>
+              <w:t>Trung Quốc</w:t>
+            </w:r>
+          </w:p>
+        </w:tc>
+      </w:tr>
+    </w:tbl>
+    <w:p>
+      <w:pPr>
+        <w:tabs>
+          <w:tab w:val="left" w:leader="dot" w:pos="6946"/>
+          <w:tab w:val="left" w:leader="dot" w:pos="8789"/>
+        </w:tabs>
+        <w:suppressAutoHyphens/>
+        <w:spacing w:before="120" w:after="0" w:line="240" w:lineRule="auto"/>
+        <w:ind w:firstLine="567"/>
+        <w:jc w:val="both"/>
+        <w:rPr>
+          <w:rFonts w:ascii="Times New Roman" w:eastAsia="Times New Roman" w:hAnsi="Times New Roman" w:cs="Times New Roman"/>
+          <w:sz w:val="26"/>
+          <w:szCs w:val="26"/>
+          <w:lang w:eastAsia="zh-CN"/>
+        </w:rPr>
+      </w:pPr>
+    </w:p>
+    <w:p>
+      <w:pPr>
+        <w:tabs>
+          <w:tab w:val="left" w:leader="dot" w:pos="6946"/>
+          <w:tab w:val="left" w:leader="dot" w:pos="8789"/>
+        </w:tabs>
+        <w:suppressAutoHyphens/>
+        <w:spacing w:before="120" w:after="0" w:line="240" w:lineRule="auto"/>
+        <w:ind w:firstLine="567"/>
+        <w:jc w:val="both"/>
+        <w:rPr>
+          <w:rFonts w:ascii="Times New Roman" w:eastAsia="Times New Roman" w:hAnsi="Times New Roman" w:cs="Times New Roman"/>
+          <w:sz w:val="26"/>
+          <w:szCs w:val="26"/>
+          <w:shd w:val="clear" w:color="auto" w:fill="FFFF00"/>
+          <w:lang w:eastAsia="zh-CN"/>
+        </w:rPr>
+      </w:pPr>
+      <w:r>
+        <w:rPr>
+          <w:rFonts w:ascii="Times New Roman" w:eastAsia="Times New Roman" w:hAnsi="Times New Roman" w:cs="Times New Roman"/>
+          <w:sz w:val="26"/>
+          <w:szCs w:val="26"/>
+          <w:lang w:eastAsia="zh-CN"/>
+        </w:rPr>
+        <w:t>Họ, chữ đệm và tên (</w:t>
+      </w:r>
+      <w:r>
+        <w:rPr>
+          <w:rFonts w:ascii="Times New Roman" w:eastAsia="Times New Roman" w:hAnsi="Times New Roman" w:cs="Times New Roman"/>
+          <w:i/>
+          <w:iCs/>
+          <w:sz w:val="26"/>
+          <w:szCs w:val="26"/>
+          <w:lang w:eastAsia="zh-CN"/>
+        </w:rPr>
+        <w:t>ghi bằng chữ in hoa</w:t>
+      </w:r>
+      <w:r>
+        <w:rPr>
+          <w:rFonts w:ascii="Times New Roman" w:eastAsia="Times New Roman" w:hAnsi="Times New Roman" w:cs="Times New Roman"/>
+          <w:sz w:val="26"/>
+          <w:szCs w:val="26"/>
+          <w:lang w:eastAsia="zh-CN"/>
+        </w:rPr>
+        <w:t xml:space="preserve">): </w:t>
+      </w:r>
+      <w:r>
+        <w:rPr>
+          <w:rFonts w:ascii="Times New Roman" w:hAnsi="Times New Roman" w:cs="Times New Roman"/>
+          <w:b/>
+          <w:sz w:val="26"/>
+          <w:szCs w:val="26"/>
+        </w:rPr>
+        <w:t>YAN, XIAOWU</w:t>
+      </w:r>
+    </w:p>
+    <w:p>
+      <w:pPr>
+        <w:tabs>
+          <w:tab w:val="left" w:leader="dot" w:pos="3686"/>
+          <w:tab w:val="left" w:leader="dot" w:pos="4253"/>
+          <w:tab w:val="left" w:leader="dot" w:pos="5103"/>
+        </w:tabs>
+        <w:spacing w:before="80" w:after="80" w:line="240" w:lineRule="auto"/>
+        <w:ind w:firstLine="567"/>
+        <w:jc w:val="both"/>
+        <w:rPr>
+          <w:rFonts w:ascii="Times New Roman" w:eastAsia="Times New Roman" w:hAnsi="Times New Roman" w:cs="Times New Roman"/>
+          <w:sz w:val="26"/>
+          <w:szCs w:val="26"/>
+        </w:rPr>
+      </w:pPr>
+      <w:r>
+        <w:rPr>
+          <w:rFonts w:ascii="Times New Roman" w:eastAsia="Times New Roman" w:hAnsi="Times New Roman" w:cs="Times New Roman"/>
+          <w:sz w:val="26"/>
+          <w:szCs w:val="26"/>
+        </w:rPr>
+        <w:t xml:space="preserve">Ngày, tháng, năm sinh: </w:t>
+      </w:r>
+      <w:r>
+        <w:rPr>
+          <w:rFonts w:ascii="Times New Roman" w:hAnsi="Times New Roman" w:cs="Times New Roman"/>
+          <w:sz w:val="26"/>
+          <w:szCs w:val="26"/>
+        </w:rPr>
+        <w:t>05/12/1987</w:t>
+      </w:r>
+    </w:p>
+    <w:p>
+      <w:pPr>
+        <w:tabs>
+          <w:tab w:val="left" w:leader="dot" w:pos="3686"/>
+          <w:tab w:val="left" w:leader="dot" w:pos="4253"/>
+          <w:tab w:val="left" w:leader="dot" w:pos="5103"/>
+        </w:tabs>
+        <w:spacing w:before="80" w:after="80" w:line="240" w:lineRule="auto"/>
+        <w:ind w:firstLine="567"/>
+        <w:jc w:val="both"/>
+        <w:rPr>
+          <w:rFonts w:ascii="Times New Roman" w:eastAsia="Times New Roman" w:hAnsi="Times New Roman" w:cs="Times New Roman"/>
+          <w:sz w:val="26"/>
+          <w:szCs w:val="26"/>
+        </w:rPr>
+      </w:pPr>
+      <w:r>
+        <w:rPr>
+          <w:rFonts w:ascii="Times New Roman" w:eastAsia="Times New Roman" w:hAnsi="Times New Roman" w:cs="Times New Roman"/>
+          <w:sz w:val="26"/>
+          <w:szCs w:val="26"/>
+        </w:rPr>
+        <w:t xml:space="preserve">Giới tính: </w:t>
+      </w:r>
+      <w:r>
+        <w:rPr>
+          <w:rFonts w:ascii="Times New Roman" w:eastAsia="Times New Roman" w:hAnsi="Times New Roman" w:cs="Times New Roman"/>
+          <w:sz w:val="26"/>
+          <w:szCs w:val="26"/>
+          <w:lang w:eastAsia="zh-CN"/>
+        </w:rPr>
+        <w:t>N</w:t>
+      </w:r>
+      <w:r>
+        <w:rPr>
+          <w:rFonts w:ascii="Times New Roman" w:eastAsia="Times New Roman" w:hAnsi="Times New Roman" w:cs="Times New Roman"/>
+          <w:sz w:val="26"/>
+          <w:szCs w:val="26"/>
+          <w:lang w:eastAsia="zh-CN"/>
+        </w:rPr>
+        <w:t>am</w:t>
+      </w:r>
+    </w:p>
+    <w:p>
+      <w:pPr>
+        <w:tabs>
+          <w:tab w:val="left" w:leader="dot" w:pos="2410"/>
+          <w:tab w:val="left" w:leader="dot" w:pos="2977"/>
+          <w:tab w:val="left" w:leader="dot" w:pos="3600"/>
+          <w:tab w:val="left" w:leader="dot" w:pos="4230"/>
+          <w:tab w:val="left" w:pos="4320"/>
+          <w:tab w:val="left" w:pos="4590"/>
+          <w:tab w:val="left" w:leader="dot" w:pos="6300"/>
+          <w:tab w:val="left" w:leader="dot" w:pos="9072"/>
+        </w:tabs>
+        <w:spacing w:before="120" w:after="0" w:line="240" w:lineRule="auto"/>
+        <w:ind w:firstLine="567"/>
+        <w:jc w:val="both"/>
+        <w:rPr>
+          <w:rFonts w:ascii="Times New Roman" w:eastAsia="Times New Roman" w:hAnsi="Times New Roman" w:cs="Times New Roman"/>
+          <w:sz w:val="26"/>
+          <w:szCs w:val="26"/>
+        </w:rPr>
+      </w:pPr>
+      <w:r>
+        <w:rPr>
+          <w:rFonts w:ascii="Times New Roman" w:eastAsia="Times New Roman" w:hAnsi="Times New Roman" w:cs="Times New Roman"/>
+          <w:sz w:val="26"/>
+          <w:szCs w:val="26"/>
+        </w:rPr>
+        <w:t xml:space="preserve">Số định danh cá nhân: </w:t>
+      </w:r>
+    </w:p>
+    <w:p>
+      <w:pPr>
+        <w:tabs>
+          <w:tab w:val="left" w:leader="dot" w:pos="8789"/>
+        </w:tabs>
+        <w:suppressAutoHyphens/>
+        <w:spacing w:before="120" w:after="0" w:line="240" w:lineRule="auto"/>
+        <w:ind w:firstLine="567"/>
+        <w:jc w:val="both"/>
+        <w:rPr>
+          <w:rFonts w:ascii="Times New Roman" w:eastAsia="Times New Roman" w:hAnsi="Times New Roman" w:cs="Times New Roman"/>
+          <w:sz w:val="26"/>
+          <w:szCs w:val="26"/>
+          <w:shd w:val="clear" w:color="auto" w:fill="FFFF00"/>
+          <w:lang w:eastAsia="zh-CN"/>
+        </w:rPr>
+      </w:pPr>
+      <w:r>
+        <w:rPr>
+          <w:rFonts w:ascii="Times New Roman" w:eastAsia="Times New Roman" w:hAnsi="Times New Roman" w:cs="Times New Roman"/>
+          <w:sz w:val="26"/>
+          <w:szCs w:val="26"/>
+          <w:lang w:eastAsia="zh-CN"/>
+        </w:rPr>
+        <w:t xml:space="preserve">Chức danh: </w:t>
+      </w:r>
+      <w:r>
+        <w:rPr>
+          <w:rFonts w:ascii="Times New Roman" w:eastAsia="Times New Roman" w:hAnsi="Times New Roman" w:cs="Times New Roman"/>
+          <w:sz w:val="26"/>
+          <w:szCs w:val="26"/>
+          <w:lang w:eastAsia="zh-CN"/>
+        </w:rPr>
+        <w:t xml:space="preserve">Phó </w:t>
+      </w:r>
+      <w:r>
+        <w:rPr>
+          <w:rFonts w:ascii="Times New Roman" w:hAnsi="Times New Roman" w:cs="Times New Roman"/>
+          <w:spacing w:val="-2"/>
+          <w:sz w:val="26"/>
+          <w:szCs w:val="26"/>
+        </w:rPr>
+        <w:t>g</w:t>
+      </w:r>
+      <w:r>
+        <w:rPr>
+          <w:rFonts w:ascii="Times New Roman" w:hAnsi="Times New Roman" w:cs="Times New Roman"/>
+          <w:spacing w:val="-2"/>
+          <w:sz w:val="26"/>
+          <w:szCs w:val="26"/>
+        </w:rPr>
+        <w:t>iám đốc</w:t>
+      </w:r>
+    </w:p>
+    <w:p>
+      <w:pPr>
+        <w:tabs>
+          <w:tab w:val="left" w:leader="dot" w:pos="3828"/>
+          <w:tab w:val="left" w:leader="dot" w:pos="4230"/>
+          <w:tab w:val="left" w:pos="4320"/>
+          <w:tab w:val="left" w:pos="4590"/>
+          <w:tab w:val="left" w:leader="dot" w:pos="6300"/>
+          <w:tab w:val="left" w:leader="dot" w:pos="9072"/>
+        </w:tabs>
+        <w:spacing w:before="80" w:after="80" w:line="240" w:lineRule="auto"/>
+        <w:ind w:firstLine="567"/>
+        <w:jc w:val="both"/>
+        <w:rPr>
+          <w:rFonts w:ascii="Times New Roman" w:eastAsia="Times New Roman" w:hAnsi="Times New Roman" w:cs="Times New Roman"/>
+          <w:sz w:val="26"/>
+          <w:szCs w:val="26"/>
+        </w:rPr>
+      </w:pPr>
+      <w:r>
+        <w:rPr>
+          <w:rFonts w:ascii="Times New Roman" w:eastAsia="Times New Roman" w:hAnsi="Times New Roman" w:cs="Times New Roman"/>
+          <w:sz w:val="26"/>
+          <w:szCs w:val="26"/>
+        </w:rPr>
+        <w:t xml:space="preserve">Địa chỉ liên lạc: </w:t>
+      </w:r>
+    </w:p>
+    <w:p>
+      <w:pPr>
+        <w:spacing w:after="120"/>
+        <w:ind w:firstLine="851"/>
+        <w:rPr>
+          <w:rFonts w:ascii="Times New Roman" w:eastAsia="Calibri" w:hAnsi="Times New Roman" w:cs="Times New Roman"/>
+          <w:sz w:val="26"/>
+          <w:szCs w:val="26"/>
+        </w:rPr>
+      </w:pPr>
+      <w:r>
+        <w:rPr>
+          <w:rFonts w:ascii="Times New Roman" w:eastAsia="Calibri" w:hAnsi="Times New Roman" w:cs="Times New Roman"/>
+          <w:spacing w:val="-8"/>
+          <w:sz w:val="26"/>
+          <w:szCs w:val="26"/>
+        </w:rPr>
+        <w:t>Số nhà/phòng, ngách/hẻm, ngõ/kiệt, đường/phố/đại lộ, tổ/xóm/ấp/thôn</w:t>
+      </w:r>
+      <w:r>
+        <w:rPr>
+          <w:rFonts w:ascii="Times New Roman" w:eastAsia="Calibri" w:hAnsi="Times New Roman" w:cs="Times New Roman"/>
+          <w:sz w:val="26"/>
+          <w:szCs w:val="26"/>
+        </w:rPr>
+        <w:t xml:space="preserve">: </w:t>
+      </w:r>
+      <w:r>
+        <w:rPr>
+          <w:rFonts w:ascii="Times New Roman" w:eastAsia="Calibri" w:hAnsi="Times New Roman" w:cs="Times New Roman"/>
+          <w:sz w:val="26"/>
+          <w:szCs w:val="26"/>
+        </w:rPr>
+        <w:t>Số A12-A13 khu nhà ở Hoàng Mai, đường DT 747A, tổ 5, khu phố Uyên Hưng 7</w:t>
+      </w:r>
+    </w:p>
+    <w:p>
+      <w:pPr>
+        <w:spacing w:after="120"/>
+        <w:ind w:firstLine="851"/>
+        <w:rPr>
+          <w:rFonts w:ascii="Times New Roman" w:eastAsia="Calibri" w:hAnsi="Times New Roman" w:cs="Times New Roman"/>
+          <w:sz w:val="26"/>
+          <w:szCs w:val="26"/>
+        </w:rPr>
+      </w:pPr>
+      <w:r>
+        <w:rPr>
+          <w:rFonts w:ascii="Times New Roman" w:eastAsia="Calibri" w:hAnsi="Times New Roman" w:cs="Times New Roman"/>
+          <w:sz w:val="26"/>
+          <w:szCs w:val="26"/>
+        </w:rPr>
+        <w:t xml:space="preserve">Xã/Phường/Đặc khu: </w:t>
+      </w:r>
+      <w:r>
+        <w:rPr>
+          <w:rFonts w:ascii="Times New Roman" w:eastAsia="Calibri" w:hAnsi="Times New Roman" w:cs="Times New Roman"/>
+          <w:color w:val="000000"/>
+          <w:sz w:val="26"/>
+          <w:szCs w:val="26"/>
+          <w:lang w:eastAsia="zh-CN"/>
+        </w:rPr>
+        <w:t>Phường Tân Uyên</w:t>
+      </w:r>
+    </w:p>
+    <w:p>
+      <w:pPr>
+        <w:tabs>
+          <w:tab w:val="left" w:leader="dot" w:pos="2410"/>
+          <w:tab w:val="left" w:leader="dot" w:pos="2977"/>
+          <w:tab w:val="left" w:leader="dot" w:pos="3600"/>
+          <w:tab w:val="left" w:leader="dot" w:pos="4230"/>
+          <w:tab w:val="left" w:pos="4320"/>
+          <w:tab w:val="left" w:pos="4590"/>
+          <w:tab w:val="left" w:leader="dot" w:pos="6300"/>
+          <w:tab w:val="left" w:leader="dot" w:pos="9072"/>
+        </w:tabs>
+        <w:spacing w:before="80" w:after="80" w:line="240" w:lineRule="auto"/>
+        <w:ind w:firstLine="851"/>
+        <w:jc w:val="both"/>
+        <w:rPr>
+          <w:rFonts w:ascii="Times New Roman" w:eastAsia="Calibri" w:hAnsi="Times New Roman" w:cs="Times New Roman"/>
+          <w:sz w:val="26"/>
+          <w:szCs w:val="26"/>
+        </w:rPr>
+      </w:pPr>
+      <w:r>
+        <w:rPr>
+          <w:rFonts w:ascii="Times New Roman" w:eastAsia="Calibri" w:hAnsi="Times New Roman" w:cs="Times New Roman"/>
+          <w:sz w:val="26"/>
+          <w:szCs w:val="26"/>
+        </w:rPr>
+        <w:t xml:space="preserve">Tỉnh/Thành phố trực thuộc trung ương: </w:t>
+      </w:r>
+      <w:r>
+        <w:rPr>
+          <w:rFonts w:ascii="Times New Roman" w:eastAsia="Times New Roman" w:hAnsi="Times New Roman" w:cs="Times New Roman"/>
+          <w:sz w:val="26"/>
+          <w:szCs w:val="26"/>
+          <w:lang w:eastAsia="zh-CN"/>
+        </w:rPr>
+        <w:t>Thành phố Hồ Chí Minh</w:t>
+      </w:r>
+    </w:p>
+    <w:p>
+      <w:pPr>
+        <w:tabs>
+          <w:tab w:val="left" w:leader="dot" w:pos="2410"/>
+          <w:tab w:val="left" w:leader="dot" w:pos="2977"/>
+          <w:tab w:val="left" w:leader="dot" w:pos="3600"/>
+          <w:tab w:val="left" w:leader="dot" w:pos="4230"/>
+          <w:tab w:val="left" w:pos="4320"/>
+          <w:tab w:val="left" w:pos="4590"/>
+          <w:tab w:val="left" w:leader="dot" w:pos="6300"/>
+          <w:tab w:val="left" w:leader="dot" w:pos="9072"/>
+        </w:tabs>
+        <w:spacing w:before="80" w:after="80" w:line="240" w:lineRule="auto"/>
+        <w:ind w:firstLine="851"/>
+        <w:jc w:val="both"/>
+        <w:rPr>
+          <w:rFonts w:ascii="Times New Roman" w:eastAsia="Calibri" w:hAnsi="Times New Roman" w:cs="Times New Roman"/>
+          <w:sz w:val="26"/>
+          <w:szCs w:val="26"/>
+        </w:rPr>
+      </w:pPr>
+      <w:r>
+        <w:rPr>
+          <w:rFonts w:ascii="Times New Roman" w:eastAsia="Calibri" w:hAnsi="Times New Roman" w:cs="Times New Roman"/>
+          <w:sz w:val="26"/>
+          <w:szCs w:val="26"/>
+        </w:rPr>
+        <w:t xml:space="preserve">Quốc gia: </w:t>
+      </w:r>
+      <w:r>
+        <w:rPr>
+          <w:rFonts w:ascii="Times New Roman" w:eastAsia="Times New Roman" w:hAnsi="Times New Roman" w:cs="Times New Roman"/>
+          <w:sz w:val="26"/>
+          <w:szCs w:val="26"/>
+          <w:lang w:eastAsia="zh-CN"/>
+        </w:rPr>
+        <w:t>Việt Nam</w:t>
+      </w:r>
+    </w:p>
+    <w:p>
+      <w:pPr>
+        <w:tabs>
+          <w:tab w:val="left" w:leader="dot" w:pos="2410"/>
+          <w:tab w:val="left" w:leader="dot" w:pos="2977"/>
+          <w:tab w:val="left" w:leader="dot" w:pos="3600"/>
+          <w:tab w:val="left" w:leader="dot" w:pos="4230"/>
+          <w:tab w:val="left" w:pos="4320"/>
+          <w:tab w:val="left" w:pos="4590"/>
+          <w:tab w:val="left" w:leader="dot" w:pos="6300"/>
+          <w:tab w:val="left" w:leader="dot" w:pos="9072"/>
+        </w:tabs>
+        <w:spacing w:before="120" w:after="240" w:line="240" w:lineRule="auto"/>
+        <w:ind w:firstLine="567"/>
+        <w:jc w:val="both"/>
+        <w:rPr>
+          <w:rFonts w:ascii="Times New Roman" w:eastAsia="Calibri" w:hAnsi="Times New Roman" w:cs="Times New Roman"/>
+          <w:sz w:val="26"/>
+          <w:szCs w:val="26"/>
+        </w:rPr>
+      </w:pPr>
+      <w:r>
+        <w:rPr>
+          <w:rFonts w:ascii="Times New Roman" w:eastAsia="Calibri" w:hAnsi="Times New Roman" w:cs="Times New Roman"/>
+          <w:sz w:val="26"/>
+          <w:szCs w:val="26"/>
+        </w:rPr>
+        <w:t>Điện thoại</w:t>
+      </w:r>
+      <w:r>
+        <w:rPr>
+          <w:rFonts w:ascii="Times New Roman" w:eastAsia="Calibri" w:hAnsi="Times New Roman" w:cs="Times New Roman"/>
+          <w:i/>
+          <w:sz w:val="26"/>
+          <w:szCs w:val="26"/>
+        </w:rPr>
+        <w:t xml:space="preserve"> </w:t>
+      </w:r>
+      <w:r>
+        <w:rPr>
+          <w:rFonts w:ascii="Times New Roman" w:eastAsia="Calibri" w:hAnsi="Times New Roman" w:cs="Times New Roman"/>
+          <w:i/>
+          <w:iCs/>
+          <w:sz w:val="26"/>
+          <w:szCs w:val="26"/>
+        </w:rPr>
+        <w:t>(nếu có)</w:t>
+      </w:r>
+      <w:r>
+        <w:rPr>
+          <w:rFonts w:ascii="Times New Roman" w:eastAsia="Calibri" w:hAnsi="Times New Roman" w:cs="Times New Roman"/>
+          <w:sz w:val="26"/>
+          <w:szCs w:val="26"/>
+        </w:rPr>
+        <w:t xml:space="preserve">: </w:t>
+      </w:r>
+      <w:r>
+        <w:rPr>
+          <w:rFonts w:ascii="Times New Roman" w:eastAsia="Times New Roman" w:hAnsi="Times New Roman" w:cs="Times New Roman"/>
+          <w:sz w:val="26"/>
+          <w:szCs w:val="26"/>
+          <w:lang w:eastAsia="zh-CN"/>
+        </w:rPr>
+        <w:t xml:space="preserve"> </w:t>
+      </w:r>
+      <w:r>
+        <w:rPr>
+          <w:rFonts w:ascii="Times New Roman" w:eastAsia="Times New Roman" w:hAnsi="Times New Roman" w:cs="Times New Roman"/>
+          <w:sz w:val="26"/>
+          <w:szCs w:val="26"/>
+          <w:lang w:eastAsia="zh-CN"/>
+        </w:rPr>
+        <w:t xml:space="preserve"> </w:t>
+      </w:r>
+      <w:r>
+        <w:rPr>
+          <w:rFonts w:ascii="Times New Roman" w:eastAsia="Calibri" w:hAnsi="Times New Roman" w:cs="Times New Roman"/>
+          <w:sz w:val="26"/>
+          <w:szCs w:val="26"/>
+        </w:rPr>
+        <w:t>Thư điện tử</w:t>
+      </w:r>
+      <w:r>
+        <w:rPr>
+          <w:rFonts w:ascii="Times New Roman" w:eastAsia="Calibri" w:hAnsi="Times New Roman" w:cs="Times New Roman"/>
+          <w:i/>
+          <w:sz w:val="26"/>
+          <w:szCs w:val="26"/>
+        </w:rPr>
+        <w:t xml:space="preserve"> </w:t>
+      </w:r>
+      <w:r>
+        <w:rPr>
+          <w:rFonts w:ascii="Times New Roman" w:eastAsia="Calibri" w:hAnsi="Times New Roman" w:cs="Times New Roman"/>
+          <w:i/>
+          <w:iCs/>
+          <w:sz w:val="26"/>
+          <w:szCs w:val="26"/>
+        </w:rPr>
+        <w:t>(nếu có)</w:t>
+      </w:r>
+      <w:r>
+        <w:rPr>
+          <w:rFonts w:ascii="Times New Roman" w:eastAsia="Calibri" w:hAnsi="Times New Roman" w:cs="Times New Roman"/>
+          <w:sz w:val="26"/>
+          <w:szCs w:val="26"/>
+        </w:rPr>
+        <w:t xml:space="preserve">: </w:t>
+      </w:r>
+      <w:r>
+        <w:rPr>
+          <w:rFonts w:ascii="Times New Roman" w:hAnsi="Times New Roman" w:cs="Times New Roman"/>
+          <w:sz w:val="26"/>
+          <w:szCs w:val="26"/>
+        </w:rPr>
+        <w:t xml:space="preserve"> </w:t>
+      </w:r>
+    </w:p>
+    <w:p>
+      <w:pPr>
+        <w:tabs>
+          <w:tab w:val="left" w:leader="dot" w:pos="2410"/>
+          <w:tab w:val="left" w:leader="dot" w:pos="2977"/>
+          <w:tab w:val="left" w:leader="dot" w:pos="3600"/>
+          <w:tab w:val="left" w:leader="dot" w:pos="4230"/>
+          <w:tab w:val="left" w:pos="4320"/>
+          <w:tab w:val="left" w:pos="4590"/>
+          <w:tab w:val="left" w:leader="dot" w:pos="6300"/>
+          <w:tab w:val="left" w:leader="dot" w:pos="9072"/>
+        </w:tabs>
+        <w:spacing w:before="120" w:after="240" w:line="240" w:lineRule="auto"/>
+        <w:ind w:firstLine="567"/>
+        <w:jc w:val="both"/>
+        <w:rPr>
+          <w:rFonts w:ascii="Times New Roman" w:eastAsia="Times New Roman" w:hAnsi="Times New Roman" w:cs="Times New Roman"/>
+          <w:i/>
+          <w:iCs/>
+          <w:spacing w:val="2"/>
+          <w:sz w:val="26"/>
+          <w:szCs w:val="26"/>
+        </w:rPr>
+      </w:pPr>
+      <w:r>
+        <w:rPr>
+          <w:rFonts w:ascii="Times New Roman" w:eastAsia="Times New Roman" w:hAnsi="Times New Roman" w:cs="Times New Roman"/>
+          <w:i/>
+          <w:iCs/>
+          <w:spacing w:val="2"/>
+          <w:sz w:val="26"/>
+          <w:szCs w:val="26"/>
+        </w:rPr>
+        <w:t xml:space="preserve">Trường hợp </w:t>
+      </w:r>
+      <w:r>
+        <w:rPr>
+          <w:rFonts w:ascii="Times New Roman" w:eastAsia="Times New Roman" w:hAnsi="Times New Roman" w:cs="Times New Roman"/>
+          <w:i/>
+          <w:iCs/>
+          <w:sz w:val="26"/>
+          <w:szCs w:val="26"/>
+        </w:rPr>
+        <w:t xml:space="preserve">không có số định danh </w:t>
+      </w:r>
+      <w:r>
+        <w:rPr>
+          <w:rFonts w:ascii="Times New Roman" w:eastAsia="Times New Roman" w:hAnsi="Times New Roman" w:cs="Times New Roman"/>
+          <w:i/>
+          <w:iCs/>
+          <w:spacing w:val="2"/>
+          <w:sz w:val="26"/>
+          <w:szCs w:val="26"/>
+        </w:rPr>
+        <w:t>cá nhân hoặc việc kết nối giữa Cơ sở dữ liệu quốc gia về đăng ký doanh nghiệp với Cơ sở dữ liệu quốc gia về dân cư bị gián đoạn thì đề nghị kê khai các thông tin cá nhân dưới đây:</w:t>
+      </w:r>
+    </w:p>
+    <w:tbl>
+      <w:tblPr>
+        <w:tblStyle w:val="TableGrid"/>
+        <w:tblW w:w="0" w:type="auto"/>
+        <w:tblLook w:val="04A0" w:firstRow="1" w:lastRow="0" w:firstColumn="1" w:lastColumn="0" w:noHBand="0" w:noVBand="1"/>
+      </w:tblPr>
+      <w:tblGrid>
+        <w:gridCol w:w="9016"/>
+      </w:tblGrid>
+      <w:tr>
+        <w:tc>
+          <w:tcPr>
+            <w:tcW w:w="9288" w:type="dxa"/>
+          </w:tcPr>
+          <w:p>
+            <w:pPr>
+              <w:spacing w:after="120"/>
+              <w:rPr>
+                <w:rFonts w:ascii="Times New Roman" w:eastAsia="Calibri" w:hAnsi="Times New Roman" w:cs="Times New Roman"/>
+                <w:sz w:val="26"/>
+                <w:szCs w:val="26"/>
+              </w:rPr>
+            </w:pPr>
+            <w:r>
+              <w:rPr>
+                <w:rFonts w:ascii="Times New Roman" w:eastAsia="Calibri" w:hAnsi="Times New Roman" w:cs="Times New Roman"/>
+                <w:sz w:val="26"/>
+                <w:szCs w:val="26"/>
+              </w:rPr>
+              <w:t xml:space="preserve">Dân tộc: …………….    Quốc tịch: </w:t>
+            </w:r>
+            <w:r>
+              <w:rPr>
+                <w:rFonts w:ascii="Times New Roman" w:eastAsia="Calibri" w:hAnsi="Times New Roman" w:cs="Times New Roman"/>
+                <w:sz w:val="26"/>
+                <w:szCs w:val="26"/>
+              </w:rPr>
+              <w:t>Trung Quốc</w:t>
+            </w:r>
+            <w:r>
+              <w:rPr>
+                <w:rFonts w:ascii="Times New Roman" w:eastAsia="Calibri" w:hAnsi="Times New Roman" w:cs="Times New Roman"/>
+                <w:sz w:val="26"/>
+                <w:szCs w:val="26"/>
+              </w:rPr>
+              <w:t xml:space="preserve"> </w:t>
+            </w:r>
+            <w:r>
+              <w:rPr>
+                <w:rFonts w:ascii="Times New Roman" w:eastAsia="Calibri" w:hAnsi="Times New Roman" w:cs="Times New Roman"/>
+                <w:sz w:val="26"/>
+                <w:szCs w:val="26"/>
+              </w:rPr>
+              <w:tab/>
+            </w:r>
+          </w:p>
+          <w:p>
+            <w:pPr>
+              <w:spacing w:after="120"/>
+              <w:jc w:val="both"/>
+              <w:rPr>
+                <w:rFonts w:ascii="Times New Roman" w:eastAsia="Calibri" w:hAnsi="Times New Roman" w:cs="Times New Roman"/>
+                <w:sz w:val="26"/>
+                <w:szCs w:val="26"/>
+              </w:rPr>
+            </w:pPr>
+            <w:r>
+              <w:rPr>
+                <w:rFonts w:ascii="Times New Roman" w:eastAsia="Calibri" w:hAnsi="Times New Roman" w:cs="Times New Roman"/>
+                <w:sz w:val="26"/>
+                <w:szCs w:val="26"/>
+              </w:rPr>
+              <w:lastRenderedPageBreak/>
+              <w:t>Số Hộ chiếu (</w:t>
+            </w:r>
+            <w:r>
+              <w:rPr>
+                <w:rFonts w:ascii="Times New Roman" w:eastAsia="Calibri" w:hAnsi="Times New Roman" w:cs="Times New Roman"/>
+                <w:i/>
+                <w:sz w:val="26"/>
+                <w:szCs w:val="26"/>
+              </w:rPr>
+              <w:t>đối với cá nhân Việt Nam không có số định danh cá nhân</w:t>
+            </w:r>
+            <w:r>
+              <w:rPr>
+                <w:rFonts w:ascii="Times New Roman" w:eastAsia="Calibri" w:hAnsi="Times New Roman" w:cs="Times New Roman"/>
+                <w:sz w:val="26"/>
+                <w:szCs w:val="26"/>
+              </w:rPr>
+              <w:t>)/Số Hộ chiếu nước ngoài hoặc giấy tờ có giá trị thay thế hộ chiếu nước ngoài (</w:t>
+            </w:r>
+            <w:r>
+              <w:rPr>
+                <w:rFonts w:ascii="Times New Roman" w:eastAsia="Calibri" w:hAnsi="Times New Roman" w:cs="Times New Roman"/>
+                <w:i/>
+                <w:iCs/>
+                <w:sz w:val="26"/>
+                <w:szCs w:val="26"/>
+              </w:rPr>
+              <w:t>đối với cá nhân là người nước ngoài</w:t>
+            </w:r>
+            <w:r>
+              <w:rPr>
+                <w:rFonts w:ascii="Times New Roman" w:eastAsia="Calibri" w:hAnsi="Times New Roman" w:cs="Times New Roman"/>
+                <w:sz w:val="26"/>
+                <w:szCs w:val="26"/>
+              </w:rPr>
+              <w:t xml:space="preserve">): </w:t>
+            </w:r>
+            <w:r>
+              <w:rPr>
+                <w:rFonts w:ascii="Times New Roman" w:eastAsia="Calibri" w:hAnsi="Times New Roman" w:cs="Times New Roman"/>
+                <w:sz w:val="26"/>
+                <w:szCs w:val="26"/>
+              </w:rPr>
+              <w:t>EF0984559</w:t>
+            </w:r>
+          </w:p>
+          <w:p>
+            <w:pPr>
+              <w:spacing w:after="120"/>
+              <w:rPr>
+                <w:rFonts w:ascii="Times New Roman" w:eastAsia="Calibri" w:hAnsi="Times New Roman" w:cs="Times New Roman"/>
+                <w:sz w:val="26"/>
+                <w:szCs w:val="26"/>
+              </w:rPr>
+            </w:pPr>
+            <w:r>
+              <w:rPr>
+                <w:rFonts w:ascii="Times New Roman" w:eastAsia="Calibri" w:hAnsi="Times New Roman" w:cs="Times New Roman"/>
+                <w:sz w:val="26"/>
+                <w:szCs w:val="26"/>
+              </w:rPr>
+              <w:t xml:space="preserve">Ngày cấp: </w:t>
+            </w:r>
+            <w:r>
+              <w:rPr>
+                <w:rFonts w:ascii="Times New Roman" w:eastAsia="Calibri" w:hAnsi="Times New Roman" w:cs="Times New Roman"/>
+                <w:sz w:val="26"/>
+                <w:szCs w:val="26"/>
+              </w:rPr>
+              <w:t>23/01/2019</w:t>
+            </w:r>
+            <w:r>
+              <w:rPr>
+                <w:rFonts w:ascii="Times New Roman" w:eastAsia="Calibri" w:hAnsi="Times New Roman" w:cs="Times New Roman"/>
+                <w:sz w:val="26"/>
+                <w:szCs w:val="26"/>
+              </w:rPr>
+              <w:t xml:space="preserve"> </w:t>
+            </w:r>
+            <w:r>
+              <w:rPr>
+                <w:rFonts w:ascii="Times New Roman" w:eastAsia="Calibri" w:hAnsi="Times New Roman" w:cs="Times New Roman"/>
+                <w:sz w:val="26"/>
+                <w:szCs w:val="26"/>
+              </w:rPr>
+              <w:t xml:space="preserve">Nơi cấp: </w:t>
+            </w:r>
+            <w:r>
+              <w:rPr>
+                <w:rFonts w:ascii="Times New Roman" w:eastAsia="Calibri" w:hAnsi="Times New Roman" w:cs="Times New Roman"/>
+                <w:sz w:val="26"/>
+                <w:szCs w:val="26"/>
+              </w:rPr>
+              <w:t>Cục Quản lý Xuất nhập cảnh Bộ Công an Trung Quốc</w:t>
+            </w:r>
+            <w:r>
+              <w:rPr>
+                <w:rFonts w:ascii="Times New Roman" w:eastAsia="Calibri" w:hAnsi="Times New Roman" w:cs="Times New Roman"/>
+                <w:sz w:val="26"/>
+                <w:szCs w:val="26"/>
+              </w:rPr>
+              <w:t xml:space="preserve"> </w:t>
+            </w:r>
+            <w:r>
+              <w:rPr>
+                <w:rFonts w:ascii="Times New Roman" w:eastAsia="Calibri" w:hAnsi="Times New Roman" w:cs="Times New Roman"/>
+                <w:sz w:val="26"/>
+                <w:szCs w:val="26"/>
+              </w:rPr>
+              <w:tab/>
+            </w:r>
+          </w:p>
+          <w:p>
+            <w:pPr>
+              <w:spacing w:after="120"/>
+              <w:rPr>
+                <w:rFonts w:ascii="Times New Roman" w:eastAsia="Calibri" w:hAnsi="Times New Roman" w:cs="Times New Roman"/>
+                <w:sz w:val="26"/>
+                <w:szCs w:val="26"/>
+              </w:rPr>
+            </w:pPr>
+            <w:r>
+              <w:rPr>
+                <w:rFonts w:ascii="Times New Roman" w:eastAsia="Calibri" w:hAnsi="Times New Roman" w:cs="Times New Roman"/>
+                <w:sz w:val="26"/>
+                <w:szCs w:val="26"/>
+              </w:rPr>
+              <w:t>Nơi thường trú:</w:t>
+            </w:r>
+          </w:p>
+          <w:p>
+            <w:pPr>
+              <w:spacing w:after="120"/>
+              <w:ind w:firstLine="567"/>
+              <w:rPr>
+                <w:rFonts w:ascii="Times New Roman" w:eastAsia="Calibri" w:hAnsi="Times New Roman" w:cs="Times New Roman"/>
+                <w:sz w:val="26"/>
+                <w:szCs w:val="26"/>
+              </w:rPr>
+            </w:pPr>
+            <w:r>
+              <w:rPr>
+                <w:rFonts w:ascii="Times New Roman" w:eastAsia="Calibri" w:hAnsi="Times New Roman" w:cs="Times New Roman"/>
+                <w:spacing w:val="-8"/>
+                <w:sz w:val="26"/>
+                <w:szCs w:val="26"/>
+              </w:rPr>
+              <w:t>Số nhà/phòng, ngách/hẻm, ngõ/kiệt, đường/phố/đại lộ, tổ/xóm/ấp/thôn</w:t>
+            </w:r>
+            <w:r>
+              <w:rPr>
+                <w:rFonts w:ascii="Times New Roman" w:eastAsia="Calibri" w:hAnsi="Times New Roman" w:cs="Times New Roman"/>
+                <w:sz w:val="26"/>
+                <w:szCs w:val="26"/>
+              </w:rPr>
+              <w:t xml:space="preserve">: </w:t>
+            </w:r>
+            <w:r>
+              <w:rPr>
+                <w:rFonts w:ascii="Times New Roman" w:eastAsia="Calibri" w:hAnsi="Times New Roman" w:cs="Times New Roman"/>
+                <w:sz w:val="26"/>
+                <w:szCs w:val="26"/>
+              </w:rPr>
+              <w:t>Số 17, Tổ 4, Làng Zhixi, Thị trấn Puguang</w:t>
+            </w:r>
+          </w:p>
+          <w:p>
+            <w:pPr>
+              <w:spacing w:after="120"/>
+              <w:ind w:firstLine="567"/>
+              <w:rPr>
+                <w:rFonts w:ascii="Times New Roman" w:eastAsia="Calibri" w:hAnsi="Times New Roman" w:cs="Times New Roman"/>
+                <w:sz w:val="26"/>
+                <w:szCs w:val="26"/>
+              </w:rPr>
+            </w:pPr>
+            <w:r>
+              <w:rPr>
+                <w:rFonts w:ascii="Times New Roman" w:eastAsia="Calibri" w:hAnsi="Times New Roman" w:cs="Times New Roman"/>
+                <w:sz w:val="26"/>
+                <w:szCs w:val="26"/>
+              </w:rPr>
+              <w:t xml:space="preserve">Xã/Phường/Đặc khu: </w:t>
+            </w:r>
+            <w:r>
+              <w:rPr>
+                <w:rFonts w:ascii="Times New Roman" w:eastAsia="Calibri" w:hAnsi="Times New Roman" w:cs="Times New Roman"/>
+                <w:sz w:val="26"/>
+                <w:szCs w:val="26"/>
+              </w:rPr>
+              <w:t>Huyện Tuyên Hán</w:t>
+            </w:r>
+          </w:p>
+          <w:p>
+            <w:pPr>
+              <w:spacing w:after="120"/>
+              <w:ind w:firstLine="591"/>
+              <w:rPr>
+                <w:rFonts w:ascii="Times New Roman" w:eastAsia="Calibri" w:hAnsi="Times New Roman" w:cs="Times New Roman"/>
+                <w:sz w:val="26"/>
+                <w:szCs w:val="26"/>
+              </w:rPr>
+            </w:pPr>
+            <w:r>
+              <w:rPr>
+                <w:rFonts w:ascii="Times New Roman" w:eastAsia="Calibri" w:hAnsi="Times New Roman" w:cs="Times New Roman"/>
+                <w:sz w:val="26"/>
+                <w:szCs w:val="26"/>
+              </w:rPr>
+              <w:t xml:space="preserve">Tỉnh/Thành phố trực thuộc trung ương: </w:t>
+            </w:r>
+            <w:r>
+              <w:rPr>
+                <w:rFonts w:ascii="Times New Roman" w:eastAsia="Calibri" w:hAnsi="Times New Roman" w:cs="Times New Roman"/>
+                <w:sz w:val="26"/>
+                <w:szCs w:val="26"/>
+              </w:rPr>
+              <w:t>Tỉnh Tứ Xuyên</w:t>
             </w:r>
           </w:p>
           <w:p>
@@ -14220,23 +14478,27 @@
         <w:jc w:val="both"/>
         <w:rPr>
           <w:rFonts w:ascii="Times New Roman" w:eastAsia="Times New Roman" w:hAnsi="Times New Roman" w:cs="Times New Roman"/>
-          <w:sz w:val="26"/>
-          <w:szCs w:val="26"/>
-          <w:lang w:val="fr-FR" w:eastAsia="zh-CN"/>
-        </w:rPr>
-      </w:pPr>
-      <w:r>
-        <w:rPr>
-          <w:rFonts w:ascii="Times New Roman" w:eastAsia="Times New Roman" w:hAnsi="Times New Roman" w:cs="Times New Roman"/>
           <w:b/>
           <w:bCs/>
           <w:sz w:val="26"/>
           <w:szCs w:val="26"/>
           <w:lang w:val="fr-FR" w:eastAsia="zh-CN"/>
         </w:rPr>
-        <w:t xml:space="preserve">10. Thông tin đăng ký </w:t>
-      </w:r>
-      <w:proofErr w:type="gramStart"/>
+      </w:pPr>
+    </w:p>
+    <w:p>
+      <w:pPr>
+        <w:suppressAutoHyphens/>
+        <w:spacing w:before="80" w:after="0" w:line="240" w:lineRule="auto"/>
+        <w:ind w:firstLine="567"/>
+        <w:jc w:val="both"/>
+        <w:rPr>
+          <w:rFonts w:ascii="Times New Roman" w:eastAsia="Times New Roman" w:hAnsi="Times New Roman" w:cs="Times New Roman"/>
+          <w:sz w:val="26"/>
+          <w:szCs w:val="26"/>
+          <w:lang w:val="fr-FR" w:eastAsia="zh-CN"/>
+        </w:rPr>
+      </w:pPr>
       <w:r>
         <w:rPr>
           <w:rFonts w:ascii="Times New Roman" w:eastAsia="Times New Roman" w:hAnsi="Times New Roman" w:cs="Times New Roman"/>
@@ -14246,7 +14508,7 @@
           <w:szCs w:val="26"/>
           <w:lang w:val="fr-FR" w:eastAsia="zh-CN"/>
         </w:rPr>
-        <w:t>thuế</w:t>
+        <w:t>10. Thông tin đăng ký thuế</w:t>
       </w:r>
       <w:r>
         <w:rPr>
@@ -14257,7 +14519,6 @@
         </w:rPr>
         <w:t>:</w:t>
       </w:r>
-      <w:proofErr w:type="gramEnd"/>
     </w:p>
     <w:p>
       <w:pPr>
@@ -14507,7 +14768,7 @@
                 <w:sz w:val="26"/>
                 <w:szCs w:val="26"/>
               </w:rPr>
-              <w:t>YIN, TINGTING</w:t>
+              <w:t>HUANG, QIANG</w:t>
             </w:r>
           </w:p>
           <w:p>
@@ -14536,7 +14797,7 @@
                 <w:sz w:val="26"/>
                 <w:szCs w:val="26"/>
               </w:rPr>
-              <w:t>22/12/1983</w:t>
+              <w:t>21/12/1994</w:t>
             </w:r>
           </w:p>
           <w:p>
@@ -14574,7 +14835,7 @@
                 <w:sz w:val="26"/>
                 <w:szCs w:val="26"/>
               </w:rPr>
-              <w:t>ữ</w:t>
+              <w:t>am</w:t>
             </w:r>
           </w:p>
           <w:p>
@@ -14636,7 +14897,7 @@
                 <w:szCs w:val="26"/>
                 <w:lang w:eastAsia="zh-CN"/>
               </w:rPr>
-              <w:t>0372609850</w:t>
+              <w:t>0974666459</w:t>
             </w:r>
           </w:p>
         </w:tc>
@@ -14776,19 +15037,8 @@
                 <w:szCs w:val="26"/>
                 <w:lang w:eastAsia="zh-CN"/>
               </w:rPr>
-              <w:t xml:space="preserve">Họ, chữ đệm và tên Kế toán trưởng/Phụ trách kế </w:t>
-            </w:r>
-            <w:proofErr w:type="gramStart"/>
-            <w:r>
-              <w:rPr>
-                <w:rFonts w:ascii="Times New Roman" w:eastAsia="Times New Roman" w:hAnsi="Times New Roman" w:cs="Times New Roman"/>
-                <w:sz w:val="26"/>
-                <w:szCs w:val="26"/>
-                <w:lang w:eastAsia="zh-CN"/>
-              </w:rPr>
-              <w:t>toán:.............................</w:t>
-            </w:r>
-            <w:proofErr w:type="gramEnd"/>
+              <w:t>Họ, chữ đệm và tên Kế toán trưởng/Phụ trách kế toán:.............................</w:t>
+            </w:r>
           </w:p>
           <w:p>
             <w:pPr>
@@ -15057,7 +15307,6 @@
                 <w:szCs w:val="26"/>
                 <w:lang w:eastAsia="zh-CN"/>
               </w:rPr>
-              <w:lastRenderedPageBreak/>
               <w:t>Tỉnh/Thành phố trực thuộc trung ương: ………………………………</w:t>
             </w:r>
           </w:p>
@@ -15118,27 +15367,7 @@
                 <w:szCs w:val="26"/>
                 <w:lang w:eastAsia="zh-CN"/>
               </w:rPr>
-              <w:t>): …………</w:t>
-            </w:r>
-            <w:proofErr w:type="gramStart"/>
-            <w:r>
-              <w:rPr>
-                <w:rFonts w:ascii="Times New Roman" w:eastAsia="Times New Roman" w:hAnsi="Times New Roman" w:cs="Times New Roman"/>
-                <w:sz w:val="26"/>
-                <w:szCs w:val="26"/>
-                <w:lang w:eastAsia="zh-CN"/>
-              </w:rPr>
-              <w:t>…..</w:t>
-            </w:r>
-            <w:proofErr w:type="gramEnd"/>
-            <w:r>
-              <w:rPr>
-                <w:rFonts w:ascii="Times New Roman" w:eastAsia="Times New Roman" w:hAnsi="Times New Roman" w:cs="Times New Roman"/>
-                <w:sz w:val="26"/>
-                <w:szCs w:val="26"/>
-                <w:lang w:eastAsia="zh-CN"/>
-              </w:rPr>
-              <w:t>……</w:t>
+              <w:t>): ……………..……</w:t>
             </w:r>
           </w:p>
           <w:p>
@@ -15214,7 +15443,6 @@
                 <w:szCs w:val="26"/>
                 <w:lang w:eastAsia="zh-CN"/>
               </w:rPr>
-              <w:lastRenderedPageBreak/>
               <w:t>10.4</w:t>
             </w:r>
           </w:p>
@@ -15328,6 +15556,7 @@
                 <w:szCs w:val="26"/>
                 <w:lang w:eastAsia="zh-CN"/>
               </w:rPr>
+              <w:lastRenderedPageBreak/>
               <w:t>10.5</w:t>
             </w:r>
           </w:p>
@@ -15647,7 +15876,7 @@
                           </wp:anchor>
                         </w:drawing>
                       </mc:Choice>
-                      <mc:Fallback xmlns:cx1="http://schemas.microsoft.com/office/drawing/2015/9/8/chartex">
+                      <mc:Fallback>
                         <w:pict>
                           <v:rect w14:anchorId="34AC0C51" id="Rectangle 33" o:spid="_x0000_s1026" style="position:absolute;margin-left:175.95pt;margin-top:1.3pt;width:22.75pt;height:18.55pt;z-index:251685888;visibility:visible;mso-wrap-style:none;mso-width-percent:0;mso-height-percent:0;mso-wrap-distance-left:9pt;mso-wrap-distance-top:0;mso-wrap-distance-right:9pt;mso-wrap-distance-bottom:0;mso-position-horizontal:absolute;mso-position-horizontal-relative:text;mso-position-vertical:absolute;mso-position-vertical-relative:text;mso-width-percent:0;mso-height-percent:0;mso-width-relative:page;mso-height-relative:page;v-text-anchor:middle" o:gfxdata="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" strokeweight=".26mm">
                             <v:stroke endcap="square"/>
@@ -15783,7 +16012,7 @@
                           </wp:anchor>
                         </w:drawing>
                       </mc:Choice>
-                      <mc:Fallback xmlns:cx1="http://schemas.microsoft.com/office/drawing/2015/9/8/chartex">
+                      <mc:Fallback>
                         <w:pict>
                           <v:rect w14:anchorId="26CB6B16" id="Rectangle 33" o:spid="_x0000_s1026" style="position:absolute;margin-left:0;margin-top:2.9pt;width:22.75pt;height:18.55pt;z-index:251684864;visibility:visible;mso-wrap-style:none;mso-width-percent:0;mso-height-percent:0;mso-wrap-distance-left:9pt;mso-wrap-distance-top:0;mso-wrap-distance-right:9pt;mso-wrap-distance-bottom:0;mso-position-horizontal:center;mso-position-horizontal-relative:margin;mso-position-vertical:absolute;mso-position-vertical-relative:text;mso-width-percent:0;mso-height-percent:0;mso-width-relative:page;mso-height-relative:page;v-text-anchor:middle" o:gfxdata="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" strokeweight=".26mm">
                             <v:stroke endcap="square"/>
@@ -15949,27 +16178,7 @@
                 <w:szCs w:val="26"/>
                 <w:lang w:eastAsia="zh-CN"/>
               </w:rPr>
-              <w:t xml:space="preserve">01/01 đến </w:t>
-            </w:r>
-            <w:proofErr w:type="gramStart"/>
-            <w:r>
-              <w:rPr>
-                <w:rFonts w:ascii="Times New Roman" w:eastAsia="Times New Roman" w:hAnsi="Times New Roman" w:cs="Times New Roman"/>
-                <w:sz w:val="26"/>
-                <w:szCs w:val="26"/>
-                <w:lang w:eastAsia="zh-CN"/>
-              </w:rPr>
-              <w:t>ngày  31</w:t>
-            </w:r>
-            <w:proofErr w:type="gramEnd"/>
-            <w:r>
-              <w:rPr>
-                <w:rFonts w:ascii="Times New Roman" w:eastAsia="Times New Roman" w:hAnsi="Times New Roman" w:cs="Times New Roman"/>
-                <w:sz w:val="26"/>
-                <w:szCs w:val="26"/>
-                <w:lang w:eastAsia="zh-CN"/>
-              </w:rPr>
-              <w:t>/12</w:t>
+              <w:t>01/01 đến ngày  31/12</w:t>
             </w:r>
             <w:r>
               <w:rPr>
@@ -16307,7 +16516,7 @@
                           </wp:anchor>
                         </w:drawing>
                       </mc:Choice>
-                      <mc:Fallback xmlns:cx1="http://schemas.microsoft.com/office/drawing/2015/9/8/chartex">
+                      <mc:Fallback>
                         <w:pict>
                           <v:rect w14:anchorId="7C933B61" id="Rectangle 112" o:spid="_x0000_s1026" style="position:absolute;margin-left:30.55pt;margin-top:2.4pt;width:20.45pt;height:18.5pt;z-index:251671552;visibility:visible;mso-wrap-style:none;mso-width-percent:0;mso-height-percent:0;mso-wrap-distance-left:9pt;mso-wrap-distance-top:0;mso-wrap-distance-right:9pt;mso-wrap-distance-bottom:0;mso-position-horizontal:absolute;mso-position-horizontal-relative:text;mso-position-vertical:absolute;mso-position-vertical-relative:text;mso-width-percent:0;mso-height-percent:0;mso-width-relative:page;mso-height-relative:page;v-text-anchor:middle" o:gfxdata="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" strokeweight=".26mm">
                             <v:stroke endcap="square"/>
@@ -16904,7 +17113,7 @@
                     </wp:anchor>
                   </w:drawing>
                 </mc:Choice>
-                <mc:Fallback xmlns:cx1="http://schemas.microsoft.com/office/drawing/2015/9/8/chartex">
+                <mc:Fallback>
                   <w:pict>
                     <v:rect w14:anchorId="76027F07" id="Rectangle 109" o:spid="_x0000_s1026" style="position:absolute;margin-left:10.4pt;margin-top:5.95pt;width:20.45pt;height:18.5pt;z-index:251668480;visibility:visible;mso-wrap-style:none;mso-width-percent:0;mso-height-percent:0;mso-wrap-distance-left:9pt;mso-wrap-distance-top:0;mso-wrap-distance-right:9pt;mso-wrap-distance-bottom:0;mso-position-horizontal:absolute;mso-position-horizontal-relative:text;mso-position-vertical:absolute;mso-position-vertical-relative:text;mso-width-percent:0;mso-height-percent:0;mso-width-relative:page;mso-height-relative:page;v-text-anchor:middle" o:gfxdata="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" strokeweight=".26mm">
                       <v:stroke endcap="square"/>
@@ -17056,7 +17265,7 @@
                     </wp:anchor>
                   </w:drawing>
                 </mc:Choice>
-                <mc:Fallback xmlns:cx1="http://schemas.microsoft.com/office/drawing/2015/9/8/chartex">
+                <mc:Fallback>
                   <w:pict>
                     <v:rect w14:anchorId="725E53DB" id="Rectangle 108" o:spid="_x0000_s1026" style="position:absolute;margin-left:10.4pt;margin-top:6.2pt;width:20.45pt;height:18.5pt;z-index:251669504;visibility:visible;mso-wrap-style:none;mso-width-percent:0;mso-height-percent:0;mso-wrap-distance-left:9pt;mso-wrap-distance-top:0;mso-wrap-distance-right:9pt;mso-wrap-distance-bottom:0;mso-position-horizontal:absolute;mso-position-horizontal-relative:text;mso-position-vertical:absolute;mso-position-vertical-relative:text;mso-width-percent:0;mso-height-percent:0;mso-width-relative:page;mso-height-relative:page;v-text-anchor:middle" o:gfxdata="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" strokeweight=".26mm">
                       <v:stroke endcap="square"/>
@@ -17214,7 +17423,7 @@
                     </wp:anchor>
                   </w:drawing>
                 </mc:Choice>
-                <mc:Fallback xmlns:cx1="http://schemas.microsoft.com/office/drawing/2015/9/8/chartex">
+                <mc:Fallback>
                   <w:pict>
                     <v:rect w14:anchorId="37CCEB8B" id="Rectangle 107" o:spid="_x0000_s1026" style="position:absolute;margin-left:10.45pt;margin-top:7.5pt;width:20.45pt;height:18.5pt;z-index:251670528;visibility:visible;mso-wrap-style:none;mso-width-percent:0;mso-height-percent:0;mso-wrap-distance-left:9pt;mso-wrap-distance-top:0;mso-wrap-distance-right:9pt;mso-wrap-distance-bottom:0;mso-position-horizontal:absolute;mso-position-horizontal-relative:text;mso-position-vertical:absolute;mso-position-vertical-relative:text;mso-width-percent:0;mso-height-percent:0;mso-width-relative:page;mso-height-relative:page;v-text-anchor:middle" o:gfxdata="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" strokeweight=".26mm">
                       <v:stroke endcap="square"/>
@@ -17600,7 +17809,7 @@
                     </wp:anchor>
                   </w:drawing>
                 </mc:Choice>
-                <mc:Fallback xmlns:cx1="http://schemas.microsoft.com/office/drawing/2015/9/8/chartex">
+                <mc:Fallback>
                   <w:pict>
                     <v:rect w14:anchorId="5EF22C8A" id="Rectangle 63" o:spid="_x0000_s1026" style="position:absolute;margin-left:-1.1pt;margin-top:1.25pt;width:20.45pt;height:18.5pt;z-index:251673600;visibility:visible;mso-wrap-style:none;mso-width-percent:0;mso-height-percent:0;mso-wrap-distance-left:9pt;mso-wrap-distance-top:0;mso-wrap-distance-right:9pt;mso-wrap-distance-bottom:0;mso-position-horizontal:absolute;mso-position-horizontal-relative:text;mso-position-vertical:absolute;mso-position-vertical-relative:text;mso-width-percent:0;mso-height-percent:0;mso-width-relative:page;mso-height-relative:page;v-text-anchor:middle" o:gfxdata="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" strokeweight=".26mm">
                       <v:stroke endcap="square"/>
@@ -17705,7 +17914,7 @@
                     </wp:anchor>
                   </w:drawing>
                 </mc:Choice>
-                <mc:Fallback xmlns:cx1="http://schemas.microsoft.com/office/drawing/2015/9/8/chartex">
+                <mc:Fallback>
                   <w:pict>
                     <v:rect w14:anchorId="0FE1A6DA" id="Rectangle 106" o:spid="_x0000_s1026" style="position:absolute;margin-left:4.55pt;margin-top:1.35pt;width:20.45pt;height:18.5pt;z-index:251674624;visibility:visible;mso-wrap-style:none;mso-width-percent:0;mso-height-percent:0;mso-wrap-distance-left:9pt;mso-wrap-distance-top:0;mso-wrap-distance-right:9pt;mso-wrap-distance-bottom:0;mso-position-horizontal:absolute;mso-position-horizontal-relative:text;mso-position-vertical:absolute;mso-position-vertical-relative:text;mso-width-percent:0;mso-height-percent:0;mso-width-relative:page;mso-height-relative:page;v-text-anchor:middle" o:gfxdata="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" strokeweight=".26mm">
                       <v:stroke endcap="square"/>
@@ -17767,7 +17976,6 @@
           <w:szCs w:val="26"/>
           <w:lang w:eastAsia="zh-CN"/>
         </w:rPr>
-        <w:lastRenderedPageBreak/>
         <w:t xml:space="preserve">Lưu ý: </w:t>
       </w:r>
     </w:p>
@@ -17917,6 +18125,7 @@
                 <w:sz w:val="26"/>
                 <w:szCs w:val="26"/>
               </w:rPr>
+              <w:lastRenderedPageBreak/>
               <mc:AlternateContent>
                 <mc:Choice Requires="wps">
                   <w:drawing>
@@ -17976,7 +18185,7 @@
                     </wp:anchor>
                   </w:drawing>
                 </mc:Choice>
-                <mc:Fallback xmlns:cx1="http://schemas.microsoft.com/office/drawing/2015/9/8/chartex">
+                <mc:Fallback>
                   <w:pict>
                     <v:rect w14:anchorId="69133DAD" id="Rectangle 19" o:spid="_x0000_s1026" style="position:absolute;margin-left:103.8pt;margin-top:3.1pt;width:20.45pt;height:18.5pt;z-index:251698176;visibility:visible;mso-wrap-style:none;mso-width-percent:0;mso-height-percent:0;mso-wrap-distance-left:9pt;mso-wrap-distance-top:0;mso-wrap-distance-right:9pt;mso-wrap-distance-bottom:0;mso-position-horizontal:absolute;mso-position-horizontal-relative:text;mso-position-vertical:absolute;mso-position-vertical-relative:text;mso-width-percent:0;mso-height-percent:0;mso-width-relative:page;mso-height-relative:page;v-text-anchor:middle" o:gfxdata="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" strokeweight=".26mm">
                       <v:stroke endcap="square"/>
@@ -18539,8 +18748,10 @@
           <w:sz w:val="26"/>
           <w:szCs w:val="26"/>
         </w:rPr>
-        <w:t>YIN, TINGTING</w:t>
-      </w:r>
+        <w:t>HUANG, QIANG</w:t>
+      </w:r>
+      <w:bookmarkStart w:id="0" w:name="_GoBack"/>
+      <w:bookmarkEnd w:id="0"/>
     </w:p>
     <w:sectPr>
       <w:headerReference w:type="first" r:id="rId8"/>
@@ -18554,7 +18765,7 @@
 </file>
 
 <file path=word/endnotes.xml><?xml version="1.0" encoding="utf-8"?>
-<w:endnotes xmlns:wpc="http://schemas.microsoft.com/office/word/2010/wordprocessingCanvas" xmlns:cx="http://schemas.microsoft.com/office/drawing/2014/chartex" xmlns:mc="http://schemas.openxmlformats.org/markup-compatibility/2006" xmlns:o="urn:schemas-microsoft-com:office:office" xmlns:r="http://schemas.openxmlformats.org/officeDocument/2006/relationships" xmlns:m="http://schemas.openxmlformats.org/officeDocument/2006/math" xmlns:v="urn:schemas-microsoft-com:vml" xmlns:wp14="http://schemas.microsoft.com/office/word/2010/wordprocessingDrawing" xmlns:wp="http://schemas.openxmlformats.org/drawingml/2006/wordprocessingDrawing" xmlns:w10="urn:schemas-microsoft-com:office:word" xmlns:w="http://schemas.openxmlformats.org/wordprocessingml/2006/main" xmlns:w14="http://schemas.microsoft.com/office/word/2010/wordml" xmlns:w15="http://schemas.microsoft.com/office/word/2012/wordml" xmlns:w16se="http://schemas.microsoft.com/office/word/2015/wordml/symex" xmlns:wpg="http://schemas.microsoft.com/office/word/2010/wordprocessingGroup" xmlns:wpi="http://schemas.microsoft.com/office/word/2010/wordprocessingInk" xmlns:wne="http://schemas.microsoft.com/office/word/2006/wordml" xmlns:wps="http://schemas.microsoft.com/office/word/2010/wordprocessingShape" mc:Ignorable="w14 w15 w16se wp14">
+<w:endnotes xmlns:wpc="http://schemas.microsoft.com/office/word/2010/wordprocessingCanvas" xmlns:cx="http://schemas.microsoft.com/office/drawing/2014/chartex" xmlns:cx1="http://schemas.microsoft.com/office/drawing/2015/9/8/chartex" xmlns:mc="http://schemas.openxmlformats.org/markup-compatibility/2006" xmlns:o="urn:schemas-microsoft-com:office:office" xmlns:r="http://schemas.openxmlformats.org/officeDocument/2006/relationships" xmlns:m="http://schemas.openxmlformats.org/officeDocument/2006/math" xmlns:v="urn:schemas-microsoft-com:vml" xmlns:wp14="http://schemas.microsoft.com/office/word/2010/wordprocessingDrawing" xmlns:wp="http://schemas.openxmlformats.org/drawingml/2006/wordprocessingDrawing" xmlns:w10="urn:schemas-microsoft-com:office:word" xmlns:w="http://schemas.openxmlformats.org/wordprocessingml/2006/main" xmlns:w14="http://schemas.microsoft.com/office/word/2010/wordml" xmlns:w15="http://schemas.microsoft.com/office/word/2012/wordml" xmlns:w16se="http://schemas.microsoft.com/office/word/2015/wordml/symex" xmlns:wpg="http://schemas.microsoft.com/office/word/2010/wordprocessingGroup" xmlns:wpi="http://schemas.microsoft.com/office/word/2010/wordprocessingInk" xmlns:wne="http://schemas.microsoft.com/office/word/2006/wordml" xmlns:wps="http://schemas.microsoft.com/office/word/2010/wordprocessingShape" mc:Ignorable="w14 w15 w16se wp14">
   <w:endnote w:type="separator" w:id="-1">
     <w:p>
       <w:pPr>
@@ -18579,7 +18790,7 @@
 </file>
 
 <file path=word/footnotes.xml><?xml version="1.0" encoding="utf-8"?>
-<w:footnotes xmlns:wpc="http://schemas.microsoft.com/office/word/2010/wordprocessingCanvas" xmlns:cx="http://schemas.microsoft.com/office/drawing/2014/chartex" xmlns:mc="http://schemas.openxmlformats.org/markup-compatibility/2006" xmlns:o="urn:schemas-microsoft-com:office:office" xmlns:r="http://schemas.openxmlformats.org/officeDocument/2006/relationships" xmlns:m="http://schemas.openxmlformats.org/officeDocument/2006/math" xmlns:v="urn:schemas-microsoft-com:vml" xmlns:wp14="http://schemas.microsoft.com/office/word/2010/wordprocessingDrawing" xmlns:wp="http://schemas.openxmlformats.org/drawingml/2006/wordprocessingDrawing" xmlns:w10="urn:schemas-microsoft-com:office:word" xmlns:w="http://schemas.openxmlformats.org/wordprocessingml/2006/main" xmlns:w14="http://schemas.microsoft.com/office/word/2010/wordml" xmlns:w15="http://schemas.microsoft.com/office/word/2012/wordml" xmlns:w16se="http://schemas.microsoft.com/office/word/2015/wordml/symex" xmlns:wpg="http://schemas.microsoft.com/office/word/2010/wordprocessingGroup" xmlns:wpi="http://schemas.microsoft.com/office/word/2010/wordprocessingInk" xmlns:wne="http://schemas.microsoft.com/office/word/2006/wordml" xmlns:wps="http://schemas.microsoft.com/office/word/2010/wordprocessingShape" mc:Ignorable="w14 w15 w16se wp14">
+<w:footnotes xmlns:wpc="http://schemas.microsoft.com/office/word/2010/wordprocessingCanvas" xmlns:cx="http://schemas.microsoft.com/office/drawing/2014/chartex" xmlns:cx1="http://schemas.microsoft.com/office/drawing/2015/9/8/chartex" xmlns:mc="http://schemas.openxmlformats.org/markup-compatibility/2006" xmlns:o="urn:schemas-microsoft-com:office:office" xmlns:r="http://schemas.openxmlformats.org/officeDocument/2006/relationships" xmlns:m="http://schemas.openxmlformats.org/officeDocument/2006/math" xmlns:v="urn:schemas-microsoft-com:vml" xmlns:wp14="http://schemas.microsoft.com/office/word/2010/wordprocessingDrawing" xmlns:wp="http://schemas.openxmlformats.org/drawingml/2006/wordprocessingDrawing" xmlns:w10="urn:schemas-microsoft-com:office:word" xmlns:w="http://schemas.openxmlformats.org/wordprocessingml/2006/main" xmlns:w14="http://schemas.microsoft.com/office/word/2010/wordml" xmlns:w15="http://schemas.microsoft.com/office/word/2012/wordml" xmlns:w16se="http://schemas.microsoft.com/office/word/2015/wordml/symex" xmlns:wpg="http://schemas.microsoft.com/office/word/2010/wordprocessingGroup" xmlns:wpi="http://schemas.microsoft.com/office/word/2010/wordprocessingInk" xmlns:wne="http://schemas.microsoft.com/office/word/2006/wordml" xmlns:wps="http://schemas.microsoft.com/office/word/2010/wordprocessingShape" mc:Ignorable="w14 w15 w16se wp14">
   <w:footnote w:type="separator" w:id="-1">
     <w:p>
       <w:pPr>
@@ -19069,7 +19280,7 @@
 </file>
 
 <file path=word/header1.xml><?xml version="1.0" encoding="utf-8"?>
-<w:hdr xmlns:wpc="http://schemas.microsoft.com/office/word/2010/wordprocessingCanvas" xmlns:cx="http://schemas.microsoft.com/office/drawing/2014/chartex" xmlns:mc="http://schemas.openxmlformats.org/markup-compatibility/2006" xmlns:o="urn:schemas-microsoft-com:office:office" xmlns:r="http://schemas.openxmlformats.org/officeDocument/2006/relationships" xmlns:m="http://schemas.openxmlformats.org/officeDocument/2006/math" xmlns:v="urn:schemas-microsoft-com:vml" xmlns:wp14="http://schemas.microsoft.com/office/word/2010/wordprocessingDrawing" xmlns:wp="http://schemas.openxmlformats.org/drawingml/2006/wordprocessingDrawing" xmlns:w10="urn:schemas-microsoft-com:office:word" xmlns:w="http://schemas.openxmlformats.org/wordprocessingml/2006/main" xmlns:w14="http://schemas.microsoft.com/office/word/2010/wordml" xmlns:w15="http://schemas.microsoft.com/office/word/2012/wordml" xmlns:w16se="http://schemas.microsoft.com/office/word/2015/wordml/symex" xmlns:wpg="http://schemas.microsoft.com/office/word/2010/wordprocessingGroup" xmlns:wpi="http://schemas.microsoft.com/office/word/2010/wordprocessingInk" xmlns:wne="http://schemas.microsoft.com/office/word/2006/wordml" xmlns:wps="http://schemas.microsoft.com/office/word/2010/wordprocessingShape" mc:Ignorable="w14 w15 w16se wp14">
+<w:hdr xmlns:wpc="http://schemas.microsoft.com/office/word/2010/wordprocessingCanvas" xmlns:cx="http://schemas.microsoft.com/office/drawing/2014/chartex" xmlns:cx1="http://schemas.microsoft.com/office/drawing/2015/9/8/chartex" xmlns:mc="http://schemas.openxmlformats.org/markup-compatibility/2006" xmlns:o="urn:schemas-microsoft-com:office:office" xmlns:r="http://schemas.openxmlformats.org/officeDocument/2006/relationships" xmlns:m="http://schemas.openxmlformats.org/officeDocument/2006/math" xmlns:v="urn:schemas-microsoft-com:vml" xmlns:wp14="http://schemas.microsoft.com/office/word/2010/wordprocessingDrawing" xmlns:wp="http://schemas.openxmlformats.org/drawingml/2006/wordprocessingDrawing" xmlns:w10="urn:schemas-microsoft-com:office:word" xmlns:w="http://schemas.openxmlformats.org/wordprocessingml/2006/main" xmlns:w14="http://schemas.microsoft.com/office/word/2010/wordml" xmlns:w15="http://schemas.microsoft.com/office/word/2012/wordml" xmlns:w16se="http://schemas.microsoft.com/office/word/2015/wordml/symex" xmlns:wpg="http://schemas.microsoft.com/office/word/2010/wordprocessingGroup" xmlns:wpi="http://schemas.microsoft.com/office/word/2010/wordprocessingInk" xmlns:wne="http://schemas.microsoft.com/office/word/2006/wordml" xmlns:wps="http://schemas.microsoft.com/office/word/2010/wordprocessingShape" mc:Ignorable="w14 w15 w16se wp14">
   <w:p>
     <w:pPr>
       <w:pStyle w:val="Header"/>
@@ -19080,7 +19291,7 @@
 </file>
 
 <file path=word/header2.xml><?xml version="1.0" encoding="utf-8"?>
-<w:hdr xmlns:wpc="http://schemas.microsoft.com/office/word/2010/wordprocessingCanvas" xmlns:cx="http://schemas.microsoft.com/office/drawing/2014/chartex" xmlns:mc="http://schemas.openxmlformats.org/markup-compatibility/2006" xmlns:o="urn:schemas-microsoft-com:office:office" xmlns:r="http://schemas.openxmlformats.org/officeDocument/2006/relationships" xmlns:m="http://schemas.openxmlformats.org/officeDocument/2006/math" xmlns:v="urn:schemas-microsoft-com:vml" xmlns:wp14="http://schemas.microsoft.com/office/word/2010/wordprocessingDrawing" xmlns:wp="http://schemas.openxmlformats.org/drawingml/2006/wordprocessingDrawing" xmlns:w10="urn:schemas-microsoft-com:office:word" xmlns:w="http://schemas.openxmlformats.org/wordprocessingml/2006/main" xmlns:w14="http://schemas.microsoft.com/office/word/2010/wordml" xmlns:w15="http://schemas.microsoft.com/office/word/2012/wordml" xmlns:w16se="http://schemas.microsoft.com/office/word/2015/wordml/symex" xmlns:wpg="http://schemas.microsoft.com/office/word/2010/wordprocessingGroup" xmlns:wpi="http://schemas.microsoft.com/office/word/2010/wordprocessingInk" xmlns:wne="http://schemas.microsoft.com/office/word/2006/wordml" xmlns:wps="http://schemas.microsoft.com/office/word/2010/wordprocessingShape" mc:Ignorable="w14 w15 w16se wp14">
+<w:hdr xmlns:wpc="http://schemas.microsoft.com/office/word/2010/wordprocessingCanvas" xmlns:cx="http://schemas.microsoft.com/office/drawing/2014/chartex" xmlns:cx1="http://schemas.microsoft.com/office/drawing/2015/9/8/chartex" xmlns:mc="http://schemas.openxmlformats.org/markup-compatibility/2006" xmlns:o="urn:schemas-microsoft-com:office:office" xmlns:r="http://schemas.openxmlformats.org/officeDocument/2006/relationships" xmlns:m="http://schemas.openxmlformats.org/officeDocument/2006/math" xmlns:v="urn:schemas-microsoft-com:vml" xmlns:wp14="http://schemas.microsoft.com/office/word/2010/wordprocessingDrawing" xmlns:wp="http://schemas.openxmlformats.org/drawingml/2006/wordprocessingDrawing" xmlns:w10="urn:schemas-microsoft-com:office:word" xmlns:w="http://schemas.openxmlformats.org/wordprocessingml/2006/main" xmlns:w14="http://schemas.microsoft.com/office/word/2010/wordml" xmlns:w15="http://schemas.microsoft.com/office/word/2012/wordml" xmlns:w16se="http://schemas.microsoft.com/office/word/2015/wordml/symex" xmlns:wpg="http://schemas.microsoft.com/office/word/2010/wordprocessingGroup" xmlns:wpi="http://schemas.microsoft.com/office/word/2010/wordprocessingInk" xmlns:wne="http://schemas.microsoft.com/office/word/2006/wordml" xmlns:wps="http://schemas.microsoft.com/office/word/2010/wordprocessingShape" mc:Ignorable="w14 w15 w16se wp14">
   <w:p>
     <w:pPr>
       <w:pStyle w:val="Header"/>
@@ -19091,7 +19302,7 @@
 </file>
 
 <file path=word/numbering.xml><?xml version="1.0" encoding="utf-8"?>
-<w:numbering xmlns:wpc="http://schemas.microsoft.com/office/word/2010/wordprocessingCanvas" xmlns:cx="http://schemas.microsoft.com/office/drawing/2014/chartex" xmlns:mc="http://schemas.openxmlformats.org/markup-compatibility/2006" xmlns:o="urn:schemas-microsoft-com:office:office" xmlns:r="http://schemas.openxmlformats.org/officeDocument/2006/relationships" xmlns:m="http://schemas.openxmlformats.org/officeDocument/2006/math" xmlns:v="urn:schemas-microsoft-com:vml" xmlns:wp14="http://schemas.microsoft.com/office/word/2010/wordprocessingDrawing" xmlns:wp="http://schemas.openxmlformats.org/drawingml/2006/wordprocessingDrawing" xmlns:w10="urn:schemas-microsoft-com:office:word" xmlns:w="http://schemas.openxmlformats.org/wordprocessingml/2006/main" xmlns:w14="http://schemas.microsoft.com/office/word/2010/wordml" xmlns:w15="http://schemas.microsoft.com/office/word/2012/wordml" xmlns:w16se="http://schemas.microsoft.com/office/word/2015/wordml/symex" xmlns:wpg="http://schemas.microsoft.com/office/word/2010/wordprocessingGroup" xmlns:wpi="http://schemas.microsoft.com/office/word/2010/wordprocessingInk" xmlns:wne="http://schemas.microsoft.com/office/word/2006/wordml" xmlns:wps="http://schemas.microsoft.com/office/word/2010/wordprocessingShape" mc:Ignorable="w14 w15 w16se wp14">
+<w:numbering xmlns:wpc="http://schemas.microsoft.com/office/word/2010/wordprocessingCanvas" xmlns:cx="http://schemas.microsoft.com/office/drawing/2014/chartex" xmlns:cx1="http://schemas.microsoft.com/office/drawing/2015/9/8/chartex" xmlns:mc="http://schemas.openxmlformats.org/markup-compatibility/2006" xmlns:o="urn:schemas-microsoft-com:office:office" xmlns:r="http://schemas.openxmlformats.org/officeDocument/2006/relationships" xmlns:m="http://schemas.openxmlformats.org/officeDocument/2006/math" xmlns:v="urn:schemas-microsoft-com:vml" xmlns:wp14="http://schemas.microsoft.com/office/word/2010/wordprocessingDrawing" xmlns:wp="http://schemas.openxmlformats.org/drawingml/2006/wordprocessingDrawing" xmlns:w10="urn:schemas-microsoft-com:office:word" xmlns:w="http://schemas.openxmlformats.org/wordprocessingml/2006/main" xmlns:w14="http://schemas.microsoft.com/office/word/2010/wordml" xmlns:w15="http://schemas.microsoft.com/office/word/2012/wordml" xmlns:w16se="http://schemas.microsoft.com/office/word/2015/wordml/symex" xmlns:wpg="http://schemas.microsoft.com/office/word/2010/wordprocessingGroup" xmlns:wpi="http://schemas.microsoft.com/office/word/2010/wordprocessingInk" xmlns:wne="http://schemas.microsoft.com/office/word/2006/wordml" xmlns:wps="http://schemas.microsoft.com/office/word/2010/wordprocessingShape" mc:Ignorable="w14 w15 w16se wp14">
   <w:abstractNum w:abstractNumId="0" w15:restartNumberingAfterBreak="0">
     <w:nsid w:val="5AD55BB2"/>
     <w:multiLevelType w:val="hybridMultilevel"/>

--- a/CÔNG TY HAO QIA QIA CAN TING/HAO QIA QIA CAN TING_ThanhLapMoi/QiaQia_GIẤY ĐỀ NGHỊ_Mẫu số 2.docx
+++ b/CÔNG TY HAO QIA QIA CAN TING/HAO QIA QIA CAN TING_ThanhLapMoi/QiaQia_GIẤY ĐỀ NGHỊ_Mẫu số 2.docx
@@ -5038,7 +5038,6 @@
         <w:suppressAutoHyphens/>
         <w:spacing w:before="120" w:after="0" w:line="240" w:lineRule="auto"/>
         <w:ind w:firstLine="567"/>
-        <w:jc w:val="both"/>
         <w:rPr>
           <w:rFonts w:ascii="Times New Roman" w:eastAsia="Times New Roman" w:hAnsi="Times New Roman" w:cs="Times New Roman"/>
           <w:sz w:val="26"/>
@@ -5053,6 +5052,7 @@
           <w:szCs w:val="26"/>
           <w:lang w:val="fr-FR" w:eastAsia="zh-CN"/>
         </w:rPr>
+        <w:lastRenderedPageBreak/>
         <w:t>Tên công ty viết bằng tiếng nước ngoài (</w:t>
       </w:r>
       <w:r>
@@ -5084,6 +5084,18 @@
         </w:rPr>
         <w:t xml:space="preserve"> </w:t>
       </w:r>
+      <w:bookmarkStart w:id="0" w:name="_GoBack"/>
+      <w:r>
+        <w:rPr>
+          <w:rFonts w:ascii="Times New Roman" w:eastAsia="Calibri" w:hAnsi="Times New Roman" w:cs="Times New Roman"/>
+          <w:b/>
+          <w:sz w:val="26"/>
+          <w:szCs w:val="26"/>
+          <w:lang w:val="fr-FR" w:eastAsia="zh-CN"/>
+        </w:rPr>
+        <w:t>HAO QIA QIA CAN TING COMPANY LIMITED</w:t>
+      </w:r>
+      <w:bookmarkEnd w:id="0"/>
     </w:p>
     <w:p>
       <w:pPr>
@@ -5110,7 +5122,6 @@
           <w:szCs w:val="26"/>
           <w:lang w:val="fr-FR" w:eastAsia="zh-CN"/>
         </w:rPr>
-        <w:lastRenderedPageBreak/>
         <w:t>Tên công ty viết tắt (</w:t>
       </w:r>
       <w:r>
@@ -6992,6 +7003,7 @@
           <w:szCs w:val="26"/>
           <w:lang w:eastAsia="zh-CN"/>
         </w:rPr>
+        <w:lastRenderedPageBreak/>
         <w:t>a) Đối với chủ sở hữu là cá nhân</w:t>
       </w:r>
       <w:r>
@@ -7030,7 +7042,6 @@
           <w:szCs w:val="26"/>
           <w:lang w:eastAsia="zh-CN"/>
         </w:rPr>
-        <w:lastRenderedPageBreak/>
         <w:t>- Thông tin về chủ sở hữu:</w:t>
       </w:r>
     </w:p>
@@ -8258,6 +8269,7 @@
           <w:szCs w:val="26"/>
           <w:lang w:eastAsia="zh-CN"/>
         </w:rPr>
+        <w:lastRenderedPageBreak/>
         <w:t xml:space="preserve">Quốc gia: </w:t>
       </w:r>
       <w:r>
@@ -8294,7 +8306,6 @@
           <w:szCs w:val="26"/>
           <w:lang w:eastAsia="zh-CN"/>
         </w:rPr>
-        <w:lastRenderedPageBreak/>
         <w:t>Điện thoại (</w:t>
       </w:r>
       <w:r>
@@ -18750,8 +18761,6 @@
         </w:rPr>
         <w:t>HUANG, QIANG</w:t>
       </w:r>
-      <w:bookmarkStart w:id="0" w:name="_GoBack"/>
-      <w:bookmarkEnd w:id="0"/>
     </w:p>
     <w:sectPr>
       <w:headerReference w:type="first" r:id="rId8"/>

--- a/CÔNG TY HAO QIA QIA CAN TING/HAO QIA QIA CAN TING_ThanhLapMoi/QiaQia_GIẤY ĐỀ NGHỊ_Mẫu số 2.docx
+++ b/CÔNG TY HAO QIA QIA CAN TING/HAO QIA QIA CAN TING_ThanhLapMoi/QiaQia_GIẤY ĐỀ NGHỊ_Mẫu số 2.docx
@@ -5084,7 +5084,6 @@
         </w:rPr>
         <w:t xml:space="preserve"> </w:t>
       </w:r>
-      <w:bookmarkStart w:id="0" w:name="_GoBack"/>
       <w:r>
         <w:rPr>
           <w:rFonts w:ascii="Times New Roman" w:eastAsia="Calibri" w:hAnsi="Times New Roman" w:cs="Times New Roman"/>
@@ -5095,7 +5094,6 @@
         </w:rPr>
         <w:t>HAO QIA QIA CAN TING COMPANY LIMITED</w:t>
       </w:r>
-      <w:bookmarkEnd w:id="0"/>
     </w:p>
     <w:p>
       <w:pPr>
@@ -5153,6 +5151,18 @@
         </w:rPr>
         <w:t xml:space="preserve"> </w:t>
       </w:r>
+      <w:bookmarkStart w:id="0" w:name="_GoBack"/>
+      <w:r>
+        <w:rPr>
+          <w:rFonts w:ascii="Times New Roman" w:eastAsia="Times New Roman" w:hAnsi="Times New Roman" w:cs="Times New Roman"/>
+          <w:b/>
+          <w:sz w:val="26"/>
+          <w:szCs w:val="26"/>
+          <w:lang w:val="fr-FR" w:eastAsia="zh-CN"/>
+        </w:rPr>
+        <w:t>HAO QIA QIA CAN TING</w:t>
+      </w:r>
+      <w:bookmarkEnd w:id="0"/>
     </w:p>
     <w:p>
       <w:pPr>
